--- a/write_up/drafts/6_references/reference_list.docx
+++ b/write_up/drafts/6_references/reference_list.docx
@@ -127,42 +127,15 @@
         </w:rPr>
         <w:br/>
       </w:r>
-      <w:r>
-        <w:rPr>
-          <w:rFonts w:ascii="Aptos" w:hAnsi="Aptos"/>
-        </w:rPr>
-        <w:fldChar w:fldCharType="begin"/>
-      </w:r>
-      <w:r>
-        <w:rPr>
-          <w:rFonts w:ascii="Aptos" w:hAnsi="Aptos"/>
-        </w:rPr>
-        <w:instrText>HYPERLINK "https://pmc.ncbi.nlm.nih.gov/articles/PMC7563698/"</w:instrText>
-      </w:r>
-      <w:r>
-        <w:rPr>
-          <w:rFonts w:ascii="Aptos" w:hAnsi="Aptos"/>
-        </w:rPr>
-      </w:r>
-      <w:r>
-        <w:rPr>
-          <w:rFonts w:ascii="Aptos" w:hAnsi="Aptos"/>
-        </w:rPr>
-        <w:fldChar w:fldCharType="separate"/>
-      </w:r>
-      <w:r>
-        <w:rPr>
-          <w:rStyle w:val="Hyperlink"/>
-          <w:rFonts w:ascii="Aptos" w:hAnsi="Aptos"/>
-        </w:rPr>
-        <w:t>https://pmc.ncbi.nlm.nih.gov/articles/PMC7563698/</w:t>
-      </w:r>
-      <w:r>
-        <w:rPr>
-          <w:rFonts w:ascii="Aptos" w:hAnsi="Aptos"/>
-        </w:rPr>
-        <w:fldChar w:fldCharType="end"/>
-      </w:r>
+      <w:hyperlink r:id="rId7" w:history="1">
+        <w:r>
+          <w:rPr>
+            <w:rStyle w:val="Hyperlink"/>
+            <w:rFonts w:ascii="Aptos" w:hAnsi="Aptos"/>
+          </w:rPr>
+          <w:t>https://pmc.ncbi.nlm.nih.gov/articles/PMC7563698/</w:t>
+        </w:r>
+      </w:hyperlink>
     </w:p>
     <w:p>
       <w:pPr>
@@ -196,7 +169,7 @@
         </w:rPr>
         <w:br/>
       </w:r>
-      <w:hyperlink r:id="rId7" w:history="1">
+      <w:hyperlink r:id="rId8" w:history="1">
         <w:r>
           <w:rPr>
             <w:rStyle w:val="Hyperlink"/>
@@ -249,7 +222,7 @@
         </w:rPr>
         <w:br/>
       </w:r>
-      <w:hyperlink r:id="rId8" w:history="1">
+      <w:hyperlink r:id="rId9" w:history="1">
         <w:r>
           <w:rPr>
             <w:rStyle w:val="Hyperlink"/>
@@ -291,7 +264,7 @@
         </w:rPr>
         <w:br/>
       </w:r>
-      <w:hyperlink r:id="rId9" w:history="1">
+      <w:hyperlink r:id="rId10" w:history="1">
         <w:r>
           <w:rPr>
             <w:rStyle w:val="Hyperlink"/>
@@ -316,13 +289,13 @@
         <w:rPr>
           <w:rFonts w:ascii="Aptos" w:hAnsi="Aptos"/>
         </w:rPr>
-        <w:t>Pathway analysis from lists of microRNAs: common pitfalls and alternative strategy</w:t>
-      </w:r>
-      <w:r>
-        <w:rPr>
-          <w:rFonts w:ascii="Aptos" w:hAnsi="Aptos"/>
-        </w:rPr>
-        <w:t xml:space="preserve"> (2025)</w:t>
+        <w:t xml:space="preserve">Pathway analysis from lists of microRNAs: common pitfalls and alternative strategy (2025) </w:t>
+      </w:r>
+      <w:r>
+        <w:rPr>
+          <w:rFonts w:ascii="Aptos" w:hAnsi="Aptos"/>
+        </w:rPr>
+        <w:sym w:font="Wingdings" w:char="F0E0"/>
       </w:r>
       <w:r>
         <w:rPr>
@@ -330,19 +303,7 @@
         </w:rPr>
         <w:t xml:space="preserve"> </w:t>
       </w:r>
-      <w:r>
-        <w:rPr>
-          <w:rFonts w:ascii="Aptos" w:hAnsi="Aptos"/>
-        </w:rPr>
-        <w:sym w:font="Wingdings" w:char="F0E0"/>
-      </w:r>
-      <w:r>
-        <w:rPr>
-          <w:rFonts w:ascii="Aptos" w:hAnsi="Aptos"/>
-        </w:rPr>
-        <w:t xml:space="preserve"> </w:t>
-      </w:r>
-      <w:hyperlink r:id="rId10" w:history="1">
+      <w:hyperlink r:id="rId11" w:history="1">
         <w:r>
           <w:rPr>
             <w:rStyle w:val="Hyperlink"/>
@@ -387,7 +348,7 @@
         </w:rPr>
         <w:t xml:space="preserve"> </w:t>
       </w:r>
-      <w:hyperlink r:id="rId11" w:history="1">
+      <w:hyperlink r:id="rId12" w:history="1">
         <w:r>
           <w:rPr>
             <w:rStyle w:val="Hyperlink"/>
@@ -396,6 +357,207 @@
           <w:t>https://isevjournals.onlinelibrary.wiley.com/doi/full/10.1002/jex2.134</w:t>
         </w:r>
       </w:hyperlink>
+    </w:p>
+    <w:p>
+      <w:pPr>
+        <w:pStyle w:val="NormalWeb"/>
+        <w:numPr>
+          <w:ilvl w:val="0"/>
+          <w:numId w:val="1"/>
+        </w:numPr>
+        <w:rPr>
+          <w:rFonts w:ascii="Aptos" w:hAnsi="Aptos"/>
+        </w:rPr>
+      </w:pPr>
+      <w:r>
+        <w:rPr>
+          <w:rFonts w:ascii="Aptos" w:hAnsi="Aptos"/>
+        </w:rPr>
+        <w:t xml:space="preserve">To reduce the number of false-positive results generated by a target prediction method, the user may choose several target prediction approaches for analysis that are based on different algorithms and consider various target prediction features. Further, the user may choose only the miRNA targets that are predicted by all (intersection) or X out of Y methods used (consensus). Currently, there are two miRNA target prediction meta-servers which were mentioned earlier in the chapter, Tools4miRs and </w:t>
+      </w:r>
+      <w:proofErr w:type="spellStart"/>
+      <w:r>
+        <w:rPr>
+          <w:rFonts w:ascii="Aptos" w:hAnsi="Aptos"/>
+        </w:rPr>
+        <w:t>sRNAtoolbox</w:t>
+      </w:r>
+      <w:proofErr w:type="spellEnd"/>
+      <w:r>
+        <w:rPr>
+          <w:rFonts w:ascii="Aptos" w:hAnsi="Aptos"/>
+        </w:rPr>
+        <w:t xml:space="preserve">. Both these services incorporate user-designated target prediction methods in the analysis of user-provided data and </w:t>
+      </w:r>
+      <w:proofErr w:type="gramStart"/>
+      <w:r>
+        <w:rPr>
+          <w:rFonts w:ascii="Aptos" w:hAnsi="Aptos"/>
+        </w:rPr>
+        <w:t>are able to</w:t>
+      </w:r>
+      <w:proofErr w:type="gramEnd"/>
+      <w:r>
+        <w:rPr>
+          <w:rFonts w:ascii="Aptos" w:hAnsi="Aptos"/>
+        </w:rPr>
+        <w:t xml:space="preserve"> present the intersection or consensus of the generated results.</w:t>
+      </w:r>
+      <w:r>
+        <w:rPr>
+          <w:rFonts w:ascii="Aptos" w:hAnsi="Aptos"/>
+        </w:rPr>
+        <w:t xml:space="preserve"> </w:t>
+      </w:r>
+      <w:r>
+        <w:rPr>
+          <w:rFonts w:ascii="Aptos" w:hAnsi="Aptos"/>
+        </w:rPr>
+        <w:sym w:font="Wingdings" w:char="F0E0"/>
+      </w:r>
+      <w:r>
+        <w:rPr>
+          <w:rFonts w:ascii="Aptos" w:hAnsi="Aptos"/>
+        </w:rPr>
+        <w:t xml:space="preserve"> </w:t>
+      </w:r>
+      <w:hyperlink r:id="rId13" w:history="1">
+        <w:r>
+          <w:rPr>
+            <w:rStyle w:val="Hyperlink"/>
+            <w:rFonts w:ascii="Aptos" w:hAnsi="Aptos"/>
+          </w:rPr>
+          <w:t>https://link.springer.com/protocol/10.1007/978-1-0716-4398-3_2#Sec39</w:t>
+        </w:r>
+      </w:hyperlink>
+    </w:p>
+    <w:p>
+      <w:pPr>
+        <w:pStyle w:val="NormalWeb"/>
+        <w:numPr>
+          <w:ilvl w:val="0"/>
+          <w:numId w:val="1"/>
+        </w:numPr>
+        <w:rPr>
+          <w:rFonts w:ascii="Aptos" w:hAnsi="Aptos"/>
+        </w:rPr>
+      </w:pPr>
+      <w:r>
+        <w:rPr>
+          <w:rFonts w:ascii="Aptos" w:hAnsi="Aptos"/>
+        </w:rPr>
+        <w:t>My-brain-</w:t>
+      </w:r>
+      <w:proofErr w:type="spellStart"/>
+      <w:r>
+        <w:rPr>
+          <w:rFonts w:ascii="Aptos" w:hAnsi="Aptos"/>
+        </w:rPr>
+        <w:t>seq</w:t>
+      </w:r>
+      <w:proofErr w:type="spellEnd"/>
+      <w:r>
+        <w:rPr>
+          <w:rFonts w:ascii="Aptos" w:hAnsi="Aptos"/>
+        </w:rPr>
+        <w:t xml:space="preserve"> (reproducible pipeline) </w:t>
+      </w:r>
+      <w:r>
+        <w:rPr>
+          <w:rFonts w:ascii="Aptos" w:hAnsi="Aptos"/>
+        </w:rPr>
+        <w:sym w:font="Wingdings" w:char="F0E0"/>
+      </w:r>
+      <w:r>
+        <w:rPr>
+          <w:rFonts w:ascii="Aptos" w:hAnsi="Aptos"/>
+        </w:rPr>
+        <w:t xml:space="preserve"> </w:t>
+      </w:r>
+      <w:hyperlink r:id="rId14" w:history="1">
+        <w:r>
+          <w:rPr>
+            <w:rStyle w:val="Hyperlink"/>
+            <w:rFonts w:ascii="Aptos" w:hAnsi="Aptos"/>
+          </w:rPr>
+          <w:t>https://pmc.ncbi.nlm.nih.gov/articles/PMC10135678/</w:t>
+        </w:r>
+      </w:hyperlink>
+    </w:p>
+    <w:p>
+      <w:pPr>
+        <w:pStyle w:val="NormalWeb"/>
+        <w:numPr>
+          <w:ilvl w:val="0"/>
+          <w:numId w:val="1"/>
+        </w:numPr>
+        <w:rPr>
+          <w:rFonts w:ascii="Aptos" w:hAnsi="Aptos"/>
+        </w:rPr>
+      </w:pPr>
+      <w:r>
+        <w:rPr>
+          <w:rFonts w:ascii="Aptos" w:hAnsi="Aptos"/>
+        </w:rPr>
+        <w:t>Pathway analysis from lists of microRNAs: common pitfalls and alternative strategy</w:t>
+      </w:r>
+      <w:r>
+        <w:rPr>
+          <w:rFonts w:ascii="Aptos" w:hAnsi="Aptos"/>
+        </w:rPr>
+        <w:t xml:space="preserve"> </w:t>
+      </w:r>
+      <w:r>
+        <w:rPr>
+          <w:rFonts w:ascii="Aptos" w:hAnsi="Aptos"/>
+        </w:rPr>
+        <w:t xml:space="preserve">(2015) </w:t>
+      </w:r>
+      <w:r>
+        <w:rPr>
+          <w:rFonts w:ascii="Aptos" w:hAnsi="Aptos"/>
+        </w:rPr>
+        <w:t xml:space="preserve"> </w:t>
+      </w:r>
+      <w:r>
+        <w:rPr>
+          <w:rFonts w:ascii="Aptos" w:hAnsi="Aptos"/>
+        </w:rPr>
+        <w:sym w:font="Wingdings" w:char="F0E0"/>
+      </w:r>
+      <w:r>
+        <w:rPr>
+          <w:rFonts w:ascii="Aptos" w:hAnsi="Aptos"/>
+        </w:rPr>
+        <w:t xml:space="preserve"> </w:t>
+      </w:r>
+      <w:hyperlink r:id="rId15" w:history="1">
+        <w:r>
+          <w:rPr>
+            <w:rStyle w:val="Hyperlink"/>
+            <w:rFonts w:ascii="Aptos" w:hAnsi="Aptos"/>
+          </w:rPr>
+          <w:t>https://pmc.ncbi.nlm.nih.gov/articles/PMC4402548/</w:t>
+        </w:r>
+      </w:hyperlink>
+    </w:p>
+    <w:p>
+      <w:pPr>
+        <w:pStyle w:val="NormalWeb"/>
+        <w:numPr>
+          <w:ilvl w:val="1"/>
+          <w:numId w:val="1"/>
+        </w:numPr>
+        <w:rPr>
+          <w:rFonts w:ascii="Aptos" w:hAnsi="Aptos"/>
+        </w:rPr>
+      </w:pPr>
+      <w:r>
+        <w:rPr>
+          <w:rFonts w:ascii="Aptos" w:hAnsi="Aptos"/>
+        </w:rPr>
+        <w:t>This is good for discussion – bias towards cancer pathways</w:t>
+      </w:r>
     </w:p>
     <w:p>
       <w:pPr>
@@ -450,7 +612,7 @@
         <w:rFonts w:ascii="Symbol" w:hAnsi="Symbol" w:hint="default"/>
       </w:rPr>
     </w:lvl>
-    <w:lvl w:ilvl="1" w:tplc="08090003" w:tentative="1">
+    <w:lvl w:ilvl="1" w:tplc="08090003">
       <w:start w:val="1"/>
       <w:numFmt w:val="bullet"/>
       <w:lvlText w:val="o"/>

--- a/write_up/drafts/6_references/reference_list.docx
+++ b/write_up/drafts/6_references/reference_list.docx
@@ -421,7 +421,7 @@
         </w:rPr>
         <w:t xml:space="preserve"> </w:t>
       </w:r>
-      <w:hyperlink r:id="rId13" w:history="1">
+      <w:hyperlink r:id="rId13" w:anchor="Sec39" w:history="1">
         <w:r>
           <w:rPr>
             <w:rStyle w:val="Hyperlink"/>
@@ -499,13 +499,7 @@
         <w:rPr>
           <w:rFonts w:ascii="Aptos" w:hAnsi="Aptos"/>
         </w:rPr>
-        <w:t>Pathway analysis from lists of microRNAs: common pitfalls and alternative strategy</w:t>
-      </w:r>
-      <w:r>
-        <w:rPr>
-          <w:rFonts w:ascii="Aptos" w:hAnsi="Aptos"/>
-        </w:rPr>
-        <w:t xml:space="preserve"> </w:t>
+        <w:t xml:space="preserve">Pathway analysis from lists of microRNAs: common pitfalls and alternative strategy </w:t>
       </w:r>
       <w:r>
         <w:rPr>
@@ -558,6 +552,164 @@
         </w:rPr>
         <w:t>This is good for discussion – bias towards cancer pathways</w:t>
       </w:r>
+    </w:p>
+    <w:p>
+      <w:pPr>
+        <w:pStyle w:val="NormalWeb"/>
+        <w:numPr>
+          <w:ilvl w:val="0"/>
+          <w:numId w:val="1"/>
+        </w:numPr>
+        <w:rPr>
+          <w:rFonts w:ascii="Aptos" w:hAnsi="Aptos"/>
+        </w:rPr>
+      </w:pPr>
+      <w:r>
+        <w:rPr>
+          <w:rFonts w:ascii="Aptos" w:hAnsi="Aptos"/>
+        </w:rPr>
+        <w:t xml:space="preserve">Uses overlap of multiple databases (from </w:t>
+      </w:r>
+      <w:proofErr w:type="spellStart"/>
+      <w:r>
+        <w:rPr>
+          <w:rFonts w:ascii="Aptos" w:hAnsi="Aptos"/>
+        </w:rPr>
+        <w:t>targetscan</w:t>
+      </w:r>
+      <w:proofErr w:type="spellEnd"/>
+      <w:r>
+        <w:rPr>
+          <w:rFonts w:ascii="Aptos" w:hAnsi="Aptos"/>
+        </w:rPr>
+        <w:t xml:space="preserve"> and </w:t>
+      </w:r>
+      <w:proofErr w:type="spellStart"/>
+      <w:r>
+        <w:rPr>
+          <w:rFonts w:ascii="Aptos" w:hAnsi="Aptos"/>
+        </w:rPr>
+        <w:t>miranda</w:t>
+      </w:r>
+      <w:proofErr w:type="spellEnd"/>
+      <w:r>
+        <w:rPr>
+          <w:rFonts w:ascii="Aptos" w:hAnsi="Aptos"/>
+        </w:rPr>
+        <w:t xml:space="preserve">) </w:t>
+      </w:r>
+      <w:r>
+        <w:rPr>
+          <w:rFonts w:ascii="Aptos" w:hAnsi="Aptos"/>
+        </w:rPr>
+        <w:sym w:font="Wingdings" w:char="F0E0"/>
+      </w:r>
+      <w:r>
+        <w:rPr>
+          <w:rFonts w:ascii="Aptos" w:hAnsi="Aptos"/>
+        </w:rPr>
+        <w:t xml:space="preserve"> </w:t>
+      </w:r>
+      <w:hyperlink r:id="rId16" w:history="1">
+        <w:r>
+          <w:rPr>
+            <w:rStyle w:val="Hyperlink"/>
+            <w:rFonts w:ascii="Aptos" w:hAnsi="Aptos"/>
+          </w:rPr>
+          <w:t>https://pmc.ncbi.nlm.nih.gov/articles/PMC3951436/#S16</w:t>
+        </w:r>
+      </w:hyperlink>
+    </w:p>
+    <w:p>
+      <w:pPr>
+        <w:pStyle w:val="NormalWeb"/>
+        <w:numPr>
+          <w:ilvl w:val="0"/>
+          <w:numId w:val="1"/>
+        </w:numPr>
+        <w:rPr>
+          <w:rFonts w:ascii="Aptos" w:hAnsi="Aptos"/>
+        </w:rPr>
+      </w:pPr>
+      <w:r>
+        <w:rPr>
+          <w:rFonts w:ascii="Aptos" w:hAnsi="Aptos"/>
+        </w:rPr>
+        <w:lastRenderedPageBreak/>
+        <w:t xml:space="preserve">Uses GO terms that are over a p value, have support from at least 2 overrepresented genes and targeted by at least 2 miRNAs </w:t>
+      </w:r>
+      <w:r>
+        <w:rPr>
+          <w:rFonts w:ascii="Aptos" w:hAnsi="Aptos"/>
+        </w:rPr>
+        <w:sym w:font="Wingdings" w:char="F0E0"/>
+      </w:r>
+      <w:r>
+        <w:rPr>
+          <w:rFonts w:ascii="Aptos" w:hAnsi="Aptos"/>
+        </w:rPr>
+        <w:t xml:space="preserve"> </w:t>
+      </w:r>
+      <w:hyperlink r:id="rId17" w:history="1">
+        <w:r>
+          <w:rPr>
+            <w:rStyle w:val="Hyperlink"/>
+            <w:rFonts w:ascii="Aptos" w:hAnsi="Aptos"/>
+          </w:rPr>
+          <w:t>https://journals.plos.org/plosone/article?id=10.1371/journal.pone.0039357#s4</w:t>
+        </w:r>
+      </w:hyperlink>
+    </w:p>
+    <w:p>
+      <w:pPr>
+        <w:pStyle w:val="NormalWeb"/>
+        <w:numPr>
+          <w:ilvl w:val="0"/>
+          <w:numId w:val="1"/>
+        </w:numPr>
+        <w:rPr>
+          <w:rFonts w:ascii="Aptos" w:hAnsi="Aptos"/>
+        </w:rPr>
+      </w:pPr>
+      <w:r>
+        <w:rPr>
+          <w:rFonts w:ascii="Aptos" w:hAnsi="Aptos"/>
+        </w:rPr>
+        <w:t xml:space="preserve">Multiple miRNAs target the same gene to regulate gene expression (2019) </w:t>
+      </w:r>
+      <w:r>
+        <w:rPr>
+          <w:rFonts w:ascii="Aptos" w:hAnsi="Aptos"/>
+        </w:rPr>
+        <w:sym w:font="Wingdings" w:char="F0E0"/>
+      </w:r>
+      <w:r>
+        <w:rPr>
+          <w:rFonts w:ascii="Aptos" w:hAnsi="Aptos"/>
+        </w:rPr>
+        <w:t xml:space="preserve"> </w:t>
+      </w:r>
+      <w:hyperlink r:id="rId18" w:history="1">
+        <w:r>
+          <w:rPr>
+            <w:rStyle w:val="Hyperlink"/>
+            <w:rFonts w:ascii="Aptos" w:hAnsi="Aptos"/>
+          </w:rPr>
+          <w:t>https://link.springer.com/article/10.1186/s12859-019-3215-5?utm_source=chatgpt.com#Sec2</w:t>
+        </w:r>
+      </w:hyperlink>
+    </w:p>
+    <w:p>
+      <w:pPr>
+        <w:pStyle w:val="NormalWeb"/>
+        <w:numPr>
+          <w:ilvl w:val="0"/>
+          <w:numId w:val="1"/>
+        </w:numPr>
+        <w:rPr>
+          <w:rFonts w:ascii="Aptos" w:hAnsi="Aptos"/>
+        </w:rPr>
+      </w:pPr>
     </w:p>
     <w:p>
       <w:pPr>

--- a/write_up/drafts/6_references/reference_list.docx
+++ b/write_up/drafts/6_references/reference_list.docx
@@ -1,6 +1,6 @@
 
 <file path=word/document.xml><?xml version="1.0" encoding="utf-8"?>
-<w:document xmlns:wpc="http://schemas.microsoft.com/office/word/2010/wordprocessingCanvas" xmlns:cx="http://schemas.microsoft.com/office/drawing/2014/chartex" xmlns:cx1="http://schemas.microsoft.com/office/drawing/2015/9/8/chartex" xmlns:cx2="http://schemas.microsoft.com/office/drawing/2015/10/21/chartex" xmlns:cx3="http://schemas.microsoft.com/office/drawing/2016/5/9/chartex" xmlns:cx4="http://schemas.microsoft.com/office/drawing/2016/5/10/chartex" xmlns:cx5="http://schemas.microsoft.com/office/drawing/2016/5/11/chartex" xmlns:cx6="http://schemas.microsoft.com/office/drawing/2016/5/12/chartex" xmlns:cx7="http://schemas.microsoft.com/office/drawing/2016/5/13/chartex" xmlns:cx8="http://schemas.microsoft.com/office/drawing/2016/5/14/chartex" xmlns:mc="http://schemas.openxmlformats.org/markup-compatibility/2006" xmlns:aink="http://schemas.microsoft.com/office/drawing/2016/ink" xmlns:am3d="http://schemas.microsoft.com/office/drawing/2017/model3d" xmlns:o="urn:schemas-microsoft-com:office:office" xmlns:oel="http://schemas.microsoft.com/office/2019/extlst" xmlns:r="http://schemas.openxmlformats.org/officeDocument/2006/relationships" xmlns:m="http://schemas.openxmlformats.org/officeDocument/2006/math" xmlns:v="urn:schemas-microsoft-com:vml" xmlns:wp14="http://schemas.microsoft.com/office/word/2010/wordprocessingDrawing" xmlns:wp="http://schemas.openxmlformats.org/drawingml/2006/wordprocessingDrawing" xmlns:w10="urn:schemas-microsoft-com:office:word" xmlns:w="http://schemas.openxmlformats.org/wordprocessingml/2006/main" xmlns:w14="http://schemas.microsoft.com/office/word/2010/wordml" xmlns:w15="http://schemas.microsoft.com/office/word/2012/wordml" xmlns:w16cex="http://schemas.microsoft.com/office/word/2018/wordml/cex" xmlns:w16cid="http://schemas.microsoft.com/office/word/2016/wordml/cid" xmlns:w16="http://schemas.microsoft.com/office/word/2018/wordml" xmlns:w16du="http://schemas.microsoft.com/office/word/2023/wordml/word16du" xmlns:w16sdtdh="http://schemas.microsoft.com/office/word/2020/wordml/sdtdatahash" xmlns:w16sdtfl="http://schemas.microsoft.com/office/word/2024/wordml/sdtformatlock" xmlns:w16se="http://schemas.microsoft.com/office/word/2015/wordml/symex" xmlns:wpg="http://schemas.microsoft.com/office/word/2010/wordprocessingGroup" xmlns:wpi="http://schemas.microsoft.com/office/word/2010/wordprocessingInk" xmlns:wne="http://schemas.microsoft.com/office/word/2006/wordml" xmlns:wps="http://schemas.microsoft.com/office/word/2010/wordprocessingShape" mc:Ignorable="w14 w15 w16se w16cid w16 w16cex w16sdtdh w16sdtfl w16du wp14">
+<w:document xmlns:wpc="http://schemas.microsoft.com/office/word/2010/wordprocessingCanvas" xmlns:cx="http://schemas.microsoft.com/office/drawing/2014/chartex" xmlns:cx1="http://schemas.microsoft.com/office/drawing/2015/9/8/chartex" xmlns:cx2="http://schemas.microsoft.com/office/drawing/2015/10/21/chartex" xmlns:cx3="http://schemas.microsoft.com/office/drawing/2016/5/9/chartex" xmlns:cx4="http://schemas.microsoft.com/office/drawing/2016/5/10/chartex" xmlns:cx5="http://schemas.microsoft.com/office/drawing/2016/5/11/chartex" xmlns:cx6="http://schemas.microsoft.com/office/drawing/2016/5/12/chartex" xmlns:cx7="http://schemas.microsoft.com/office/drawing/2016/5/13/chartex" xmlns:cx8="http://schemas.microsoft.com/office/drawing/2016/5/14/chartex" xmlns:mc="http://schemas.openxmlformats.org/markup-compatibility/2006" xmlns:m="http://schemas.openxmlformats.org/officeDocument/2006/math" xmlns:aink="http://schemas.microsoft.com/office/drawing/2016/ink" xmlns:am3d="http://schemas.microsoft.com/office/drawing/2017/model3d" xmlns:oel="http://schemas.microsoft.com/office/2019/extlst" xmlns:r="http://schemas.openxmlformats.org/officeDocument/2006/relationships" xmlns:wp14="http://schemas.microsoft.com/office/word/2010/wordprocessingDrawing" xmlns:wp="http://schemas.openxmlformats.org/drawingml/2006/wordprocessingDrawing" xmlns:wpg="http://schemas.microsoft.com/office/word/2010/wordprocessingGroup" xmlns:wpi="http://schemas.microsoft.com/office/word/2010/wordprocessingInk" xmlns:wps="http://schemas.microsoft.com/office/word/2010/wordprocessingShape" xmlns:o="urn:schemas-microsoft-com:office:office" xmlns:v="urn:schemas-microsoft-com:vml" xmlns:w10="urn:schemas-microsoft-com:office:word" xmlns:w="http://schemas.openxmlformats.org/wordprocessingml/2006/main" xmlns:w14="http://schemas.microsoft.com/office/word/2010/wordml" xmlns:w15="http://schemas.microsoft.com/office/word/2012/wordml" xmlns:w16cex="http://schemas.microsoft.com/office/word/2018/wordml/cex" xmlns:w16cid="http://schemas.microsoft.com/office/word/2016/wordml/cid" xmlns:w16="http://schemas.microsoft.com/office/word/2018/wordml" xmlns:w16sdtdh="http://schemas.microsoft.com/office/word/2020/wordml/sdtdatahash" xmlns:w16sdtfl="http://schemas.microsoft.com/office/word/2024/wordml/sdtformatlock" xmlns:w16se="http://schemas.microsoft.com/office/word/2015/wordml/symex" xmlns:w16du="http://schemas.microsoft.com/office/word/2023/wordml/word16du" xmlns:wne="http://schemas.microsoft.com/office/word/2006/wordml" mc:Ignorable="w14 w15 w16se w16cid w16 w16cex w16sdtdh w16sdtfl w16du wp14">
   <w:body>
     <w:p>
       <w:pPr>
@@ -610,7 +610,7 @@
         </w:rPr>
         <w:t xml:space="preserve"> </w:t>
       </w:r>
-      <w:hyperlink r:id="rId16" w:history="1">
+      <w:hyperlink r:id="rId16" w:anchor="S16" w:history="1">
         <w:r>
           <w:rPr>
             <w:rStyle w:val="Hyperlink"/>
@@ -650,7 +650,7 @@
         </w:rPr>
         <w:t xml:space="preserve"> </w:t>
       </w:r>
-      <w:hyperlink r:id="rId17" w:history="1">
+      <w:hyperlink r:id="rId17" w:anchor="s4" w:history="1">
         <w:r>
           <w:rPr>
             <w:rStyle w:val="Hyperlink"/>
@@ -689,13 +689,127 @@
         </w:rPr>
         <w:t xml:space="preserve"> </w:t>
       </w:r>
-      <w:hyperlink r:id="rId18" w:history="1">
+      <w:hyperlink r:id="rId18" w:anchor="Sec2" w:history="1">
         <w:r>
           <w:rPr>
             <w:rStyle w:val="Hyperlink"/>
             <w:rFonts w:ascii="Aptos" w:hAnsi="Aptos"/>
           </w:rPr>
           <w:t>https://link.springer.com/article/10.1186/s12859-019-3215-5?utm_source=chatgpt.com#Sec2</w:t>
+        </w:r>
+      </w:hyperlink>
+    </w:p>
+    <w:p>
+      <w:pPr>
+        <w:pStyle w:val="NormalWeb"/>
+        <w:numPr>
+          <w:ilvl w:val="0"/>
+          <w:numId w:val="1"/>
+        </w:numPr>
+        <w:rPr>
+          <w:rFonts w:ascii="Aptos" w:hAnsi="Aptos"/>
+        </w:rPr>
+      </w:pPr>
+      <w:r>
+        <w:rPr>
+          <w:rFonts w:ascii="Aptos" w:hAnsi="Aptos"/>
+        </w:rPr>
+        <w:t>Wherever possible, researchers should consider validating and comparing data and annotations from multiple sources to attain more comprehensive and accurate results.</w:t>
+      </w:r>
+      <w:r>
+        <w:rPr>
+          <w:rFonts w:ascii="Aptos" w:hAnsi="Aptos"/>
+        </w:rPr>
+        <w:t xml:space="preserve"> </w:t>
+      </w:r>
+      <w:r>
+        <w:rPr>
+          <w:rFonts w:ascii="Aptos" w:hAnsi="Aptos"/>
+        </w:rPr>
+        <w:sym w:font="Wingdings" w:char="F0E0"/>
+      </w:r>
+      <w:r>
+        <w:rPr>
+          <w:rFonts w:ascii="Aptos" w:hAnsi="Aptos"/>
+        </w:rPr>
+        <w:t xml:space="preserve"> </w:t>
+      </w:r>
+      <w:hyperlink r:id="rId19" w:history="1">
+        <w:r>
+          <w:rPr>
+            <w:rStyle w:val="Hyperlink"/>
+            <w:rFonts w:ascii="Aptos" w:hAnsi="Aptos"/>
+          </w:rPr>
+          <w:t>https://www.nature.com/articles/s41596-024-01020-z</w:t>
+        </w:r>
+      </w:hyperlink>
+    </w:p>
+    <w:p>
+      <w:pPr>
+        <w:pStyle w:val="NormalWeb"/>
+        <w:numPr>
+          <w:ilvl w:val="0"/>
+          <w:numId w:val="1"/>
+        </w:numPr>
+        <w:rPr>
+          <w:rFonts w:ascii="Aptos" w:hAnsi="Aptos"/>
+        </w:rPr>
+      </w:pPr>
+      <w:r>
+        <w:rPr>
+          <w:rFonts w:ascii="Aptos" w:hAnsi="Aptos"/>
+        </w:rPr>
+        <w:t>As such, integrating</w:t>
+      </w:r>
+      <w:r>
+        <w:rPr>
+          <w:rFonts w:ascii="Aptos" w:hAnsi="Aptos"/>
+        </w:rPr>
+        <w:t xml:space="preserve"> </w:t>
+      </w:r>
+      <w:r>
+        <w:rPr>
+          <w:rFonts w:ascii="Aptos" w:hAnsi="Aptos"/>
+        </w:rPr>
+        <w:t>multiple databases and filtering based on validation status</w:t>
+      </w:r>
+      <w:r>
+        <w:rPr>
+          <w:rFonts w:ascii="Aptos" w:hAnsi="Aptos"/>
+        </w:rPr>
+        <w:t xml:space="preserve"> </w:t>
+      </w:r>
+      <w:r>
+        <w:rPr>
+          <w:rFonts w:ascii="Aptos" w:hAnsi="Aptos"/>
+        </w:rPr>
+        <w:t>are recommended</w:t>
+      </w:r>
+      <w:r>
+        <w:rPr>
+          <w:rFonts w:ascii="Aptos" w:hAnsi="Aptos"/>
+        </w:rPr>
+        <w:t xml:space="preserve">. </w:t>
+      </w:r>
+      <w:r>
+        <w:rPr>
+          <w:rFonts w:ascii="Aptos" w:hAnsi="Aptos"/>
+        </w:rPr>
+        <w:sym w:font="Wingdings" w:char="F0E0"/>
+      </w:r>
+      <w:r>
+        <w:rPr>
+          <w:rFonts w:ascii="Aptos" w:hAnsi="Aptos"/>
+        </w:rPr>
+        <w:t xml:space="preserve"> </w:t>
+      </w:r>
+      <w:hyperlink r:id="rId20" w:history="1">
+        <w:r>
+          <w:rPr>
+            <w:rStyle w:val="Hyperlink"/>
+            <w:rFonts w:ascii="Aptos" w:hAnsi="Aptos"/>
+          </w:rPr>
+          <w:t>https://www.jove.com/pdf/68760/a-verified-workflow-for-mirnaseq-data-processing-and-bioinformatics-analysis-using-r</w:t>
         </w:r>
       </w:hyperlink>
     </w:p>
@@ -747,7 +861,7 @@
 </file>
 
 <file path=word/numbering.xml><?xml version="1.0" encoding="utf-8"?>
-<w:numbering xmlns:wpc="http://schemas.microsoft.com/office/word/2010/wordprocessingCanvas" xmlns:cx="http://schemas.microsoft.com/office/drawing/2014/chartex" xmlns:cx1="http://schemas.microsoft.com/office/drawing/2015/9/8/chartex" xmlns:cx2="http://schemas.microsoft.com/office/drawing/2015/10/21/chartex" xmlns:cx3="http://schemas.microsoft.com/office/drawing/2016/5/9/chartex" xmlns:cx4="http://schemas.microsoft.com/office/drawing/2016/5/10/chartex" xmlns:cx5="http://schemas.microsoft.com/office/drawing/2016/5/11/chartex" xmlns:cx6="http://schemas.microsoft.com/office/drawing/2016/5/12/chartex" xmlns:cx7="http://schemas.microsoft.com/office/drawing/2016/5/13/chartex" xmlns:cx8="http://schemas.microsoft.com/office/drawing/2016/5/14/chartex" xmlns:mc="http://schemas.openxmlformats.org/markup-compatibility/2006" xmlns:aink="http://schemas.microsoft.com/office/drawing/2016/ink" xmlns:am3d="http://schemas.microsoft.com/office/drawing/2017/model3d" xmlns:o="urn:schemas-microsoft-com:office:office" xmlns:oel="http://schemas.microsoft.com/office/2019/extlst" xmlns:r="http://schemas.openxmlformats.org/officeDocument/2006/relationships" xmlns:m="http://schemas.openxmlformats.org/officeDocument/2006/math" xmlns:v="urn:schemas-microsoft-com:vml" xmlns:wp14="http://schemas.microsoft.com/office/word/2010/wordprocessingDrawing" xmlns:wp="http://schemas.openxmlformats.org/drawingml/2006/wordprocessingDrawing" xmlns:w10="urn:schemas-microsoft-com:office:word" xmlns:w="http://schemas.openxmlformats.org/wordprocessingml/2006/main" xmlns:w14="http://schemas.microsoft.com/office/word/2010/wordml" xmlns:w15="http://schemas.microsoft.com/office/word/2012/wordml" xmlns:w16cex="http://schemas.microsoft.com/office/word/2018/wordml/cex" xmlns:w16cid="http://schemas.microsoft.com/office/word/2016/wordml/cid" xmlns:w16="http://schemas.microsoft.com/office/word/2018/wordml" xmlns:w16du="http://schemas.microsoft.com/office/word/2023/wordml/word16du" xmlns:w16sdtdh="http://schemas.microsoft.com/office/word/2020/wordml/sdtdatahash" xmlns:w16sdtfl="http://schemas.microsoft.com/office/word/2024/wordml/sdtformatlock" xmlns:w16se="http://schemas.microsoft.com/office/word/2015/wordml/symex" xmlns:wpg="http://schemas.microsoft.com/office/word/2010/wordprocessingGroup" xmlns:wpi="http://schemas.microsoft.com/office/word/2010/wordprocessingInk" xmlns:wne="http://schemas.microsoft.com/office/word/2006/wordml" xmlns:wps="http://schemas.microsoft.com/office/word/2010/wordprocessingShape" mc:Ignorable="w14 w15 w16se w16cid w16 w16cex w16sdtdh w16sdtfl w16du wp14">
+<w:numbering xmlns:wpc="http://schemas.microsoft.com/office/word/2010/wordprocessingCanvas" xmlns:cx="http://schemas.microsoft.com/office/drawing/2014/chartex" xmlns:cx1="http://schemas.microsoft.com/office/drawing/2015/9/8/chartex" xmlns:cx2="http://schemas.microsoft.com/office/drawing/2015/10/21/chartex" xmlns:cx3="http://schemas.microsoft.com/office/drawing/2016/5/9/chartex" xmlns:cx4="http://schemas.microsoft.com/office/drawing/2016/5/10/chartex" xmlns:cx5="http://schemas.microsoft.com/office/drawing/2016/5/11/chartex" xmlns:cx6="http://schemas.microsoft.com/office/drawing/2016/5/12/chartex" xmlns:cx7="http://schemas.microsoft.com/office/drawing/2016/5/13/chartex" xmlns:cx8="http://schemas.microsoft.com/office/drawing/2016/5/14/chartex" xmlns:mc="http://schemas.openxmlformats.org/markup-compatibility/2006" xmlns:m="http://schemas.openxmlformats.org/officeDocument/2006/math" xmlns:aink="http://schemas.microsoft.com/office/drawing/2016/ink" xmlns:am3d="http://schemas.microsoft.com/office/drawing/2017/model3d" xmlns:oel="http://schemas.microsoft.com/office/2019/extlst" xmlns:r="http://schemas.openxmlformats.org/officeDocument/2006/relationships" xmlns:wp14="http://schemas.microsoft.com/office/word/2010/wordprocessingDrawing" xmlns:wp="http://schemas.openxmlformats.org/drawingml/2006/wordprocessingDrawing" xmlns:wpg="http://schemas.microsoft.com/office/word/2010/wordprocessingGroup" xmlns:wpi="http://schemas.microsoft.com/office/word/2010/wordprocessingInk" xmlns:wps="http://schemas.microsoft.com/office/word/2010/wordprocessingShape" xmlns:o="urn:schemas-microsoft-com:office:office" xmlns:v="urn:schemas-microsoft-com:vml" xmlns:w10="urn:schemas-microsoft-com:office:word" xmlns:w="http://schemas.openxmlformats.org/wordprocessingml/2006/main" xmlns:w14="http://schemas.microsoft.com/office/word/2010/wordml" xmlns:w15="http://schemas.microsoft.com/office/word/2012/wordml" xmlns:w16cex="http://schemas.microsoft.com/office/word/2018/wordml/cex" xmlns:w16cid="http://schemas.microsoft.com/office/word/2016/wordml/cid" xmlns:w16="http://schemas.microsoft.com/office/word/2018/wordml" xmlns:w16sdtdh="http://schemas.microsoft.com/office/word/2020/wordml/sdtdatahash" xmlns:w16sdtfl="http://schemas.microsoft.com/office/word/2024/wordml/sdtformatlock" xmlns:w16se="http://schemas.microsoft.com/office/word/2015/wordml/symex" xmlns:w16du="http://schemas.microsoft.com/office/word/2023/wordml/word16du" xmlns:wne="http://schemas.microsoft.com/office/word/2006/wordml" mc:Ignorable="w14 w15 w16se w16cid w16 w16cex w16sdtdh w16sdtfl w16du wp14">
   <w:abstractNum w:abstractNumId="0" w15:restartNumberingAfterBreak="0">
     <w:nsid w:val="377E133E"/>
     <w:multiLevelType w:val="hybridMultilevel"/>
@@ -1020,7 +1134,7 @@
 </file>
 
 <file path=word/styles.xml><?xml version="1.0" encoding="utf-8"?>
-<w:styles xmlns:mc="http://schemas.openxmlformats.org/markup-compatibility/2006" xmlns:r="http://schemas.openxmlformats.org/officeDocument/2006/relationships" xmlns:w="http://schemas.openxmlformats.org/wordprocessingml/2006/main" xmlns:w14="http://schemas.microsoft.com/office/word/2010/wordml" xmlns:w15="http://schemas.microsoft.com/office/word/2012/wordml" xmlns:w16cex="http://schemas.microsoft.com/office/word/2018/wordml/cex" xmlns:w16cid="http://schemas.microsoft.com/office/word/2016/wordml/cid" xmlns:w16="http://schemas.microsoft.com/office/word/2018/wordml" xmlns:w16du="http://schemas.microsoft.com/office/word/2023/wordml/word16du" xmlns:w16sdtdh="http://schemas.microsoft.com/office/word/2020/wordml/sdtdatahash" xmlns:w16sdtfl="http://schemas.microsoft.com/office/word/2024/wordml/sdtformatlock" xmlns:w16se="http://schemas.microsoft.com/office/word/2015/wordml/symex" mc:Ignorable="w14 w15 w16se w16cid w16 w16cex w16sdtdh w16sdtfl w16du">
+<w:styles xmlns:mc="http://schemas.openxmlformats.org/markup-compatibility/2006" xmlns:r="http://schemas.openxmlformats.org/officeDocument/2006/relationships" xmlns:w="http://schemas.openxmlformats.org/wordprocessingml/2006/main" xmlns:w14="http://schemas.microsoft.com/office/word/2010/wordml" xmlns:w15="http://schemas.microsoft.com/office/word/2012/wordml" xmlns:w16cex="http://schemas.microsoft.com/office/word/2018/wordml/cex" xmlns:w16cid="http://schemas.microsoft.com/office/word/2016/wordml/cid" xmlns:w16="http://schemas.microsoft.com/office/word/2018/wordml" xmlns:w16sdtdh="http://schemas.microsoft.com/office/word/2020/wordml/sdtdatahash" xmlns:w16sdtfl="http://schemas.microsoft.com/office/word/2024/wordml/sdtformatlock" xmlns:w16se="http://schemas.microsoft.com/office/word/2015/wordml/symex" xmlns:w16du="http://schemas.microsoft.com/office/word/2023/wordml/word16du" mc:Ignorable="w14 w15 w16se w16cid w16 w16cex w16sdtdh w16sdtfl w16du">
   <w:docDefaults>
     <w:rPrDefault>
       <w:rPr>

--- a/write_up/drafts/6_references/reference_list.docx
+++ b/write_up/drafts/6_references/reference_list.docx
@@ -82,6 +82,258 @@
       <w:pPr>
         <w:rPr>
           <w:rFonts w:ascii="Aptos" w:hAnsi="Aptos"/>
+        </w:rPr>
+      </w:pPr>
+      <w:r>
+        <w:rPr>
+          <w:rFonts w:ascii="Aptos" w:hAnsi="Aptos"/>
+          <w:b/>
+          <w:bCs/>
+        </w:rPr>
+        <w:t>Introduction</w:t>
+      </w:r>
+    </w:p>
+    <w:p>
+      <w:pPr>
+        <w:pStyle w:val="ListParagraph"/>
+        <w:numPr>
+          <w:ilvl w:val="0"/>
+          <w:numId w:val="1"/>
+        </w:numPr>
+        <w:rPr>
+          <w:rFonts w:ascii="Aptos" w:hAnsi="Aptos"/>
+        </w:rPr>
+      </w:pPr>
+      <w:r>
+        <w:rPr>
+          <w:rFonts w:ascii="Aptos" w:hAnsi="Aptos"/>
+        </w:rPr>
+        <w:t xml:space="preserve">Really good paper on airway epithelium, allergy and diseases </w:t>
+      </w:r>
+      <w:r>
+        <w:rPr>
+          <w:rFonts w:ascii="Aptos" w:hAnsi="Aptos"/>
+        </w:rPr>
+        <w:sym w:font="Wingdings" w:char="F0E0"/>
+      </w:r>
+      <w:r>
+        <w:rPr>
+          <w:rFonts w:ascii="Aptos" w:hAnsi="Aptos"/>
+        </w:rPr>
+        <w:t xml:space="preserve"> </w:t>
+      </w:r>
+      <w:hyperlink r:id="rId7" w:history="1">
+        <w:r>
+          <w:rPr>
+            <w:rStyle w:val="Hyperlink"/>
+            <w:rFonts w:ascii="Aptos" w:hAnsi="Aptos"/>
+          </w:rPr>
+          <w:t>https://pmc.ncbi.nlm.nih.gov/articles/PMC7118214/</w:t>
+        </w:r>
+      </w:hyperlink>
+    </w:p>
+    <w:p>
+      <w:pPr>
+        <w:pStyle w:val="ListParagraph"/>
+        <w:numPr>
+          <w:ilvl w:val="1"/>
+          <w:numId w:val="1"/>
+        </w:numPr>
+        <w:rPr>
+          <w:rFonts w:ascii="Aptos" w:hAnsi="Aptos"/>
+        </w:rPr>
+      </w:pPr>
+      <w:r>
+        <w:rPr>
+          <w:rFonts w:ascii="Aptos" w:hAnsi="Aptos"/>
+        </w:rPr>
+        <w:t>“</w:t>
+      </w:r>
+      <w:r>
+        <w:rPr>
+          <w:rFonts w:ascii="Aptos" w:hAnsi="Aptos"/>
+        </w:rPr>
+        <w:t>AR and asthma affect over 300 million people worldwide, thus being major public health problems</w:t>
+      </w:r>
+      <w:r>
+        <w:rPr>
+          <w:rFonts w:ascii="Aptos" w:hAnsi="Aptos"/>
+        </w:rPr>
+        <w:t>”</w:t>
+      </w:r>
+    </w:p>
+    <w:p>
+      <w:pPr>
+        <w:pStyle w:val="ListParagraph"/>
+        <w:numPr>
+          <w:ilvl w:val="0"/>
+          <w:numId w:val="1"/>
+        </w:numPr>
+        <w:rPr>
+          <w:rFonts w:ascii="Aptos" w:hAnsi="Aptos"/>
+        </w:rPr>
+      </w:pPr>
+      <w:r>
+        <w:rPr>
+          <w:rFonts w:ascii="Aptos" w:hAnsi="Aptos"/>
+        </w:rPr>
+        <w:t xml:space="preserve">Allergic reaction in airway and inflammation </w:t>
+      </w:r>
+      <w:r>
+        <w:rPr>
+          <w:rFonts w:ascii="Aptos" w:hAnsi="Aptos"/>
+        </w:rPr>
+        <w:sym w:font="Wingdings" w:char="F0E0"/>
+      </w:r>
+      <w:r>
+        <w:rPr>
+          <w:rFonts w:ascii="Aptos" w:hAnsi="Aptos"/>
+        </w:rPr>
+        <w:t xml:space="preserve"> </w:t>
+      </w:r>
+      <w:hyperlink r:id="rId8" w:history="1">
+        <w:r>
+          <w:rPr>
+            <w:rStyle w:val="Hyperlink"/>
+            <w:rFonts w:ascii="Aptos" w:hAnsi="Aptos"/>
+          </w:rPr>
+          <w:t>https://www.nature.com/articles/s41392-023-01344-4</w:t>
+        </w:r>
+      </w:hyperlink>
+    </w:p>
+    <w:p>
+      <w:pPr>
+        <w:pStyle w:val="ListParagraph"/>
+        <w:numPr>
+          <w:ilvl w:val="1"/>
+          <w:numId w:val="1"/>
+        </w:numPr>
+        <w:rPr>
+          <w:rFonts w:ascii="Aptos" w:hAnsi="Aptos"/>
+        </w:rPr>
+      </w:pPr>
+      <w:r>
+        <w:rPr>
+          <w:rFonts w:ascii="Aptos" w:hAnsi="Aptos"/>
+        </w:rPr>
+        <w:t>Search for ‘</w:t>
+      </w:r>
+      <w:r>
+        <w:rPr>
+          <w:rFonts w:ascii="Aptos" w:hAnsi="Aptos"/>
+        </w:rPr>
+        <w:t>Epithelial cells play a key role in airway diseases and constitute a critical interface between the body and the environment.</w:t>
+      </w:r>
+      <w:r>
+        <w:rPr>
+          <w:rFonts w:ascii="Aptos" w:hAnsi="Aptos"/>
+        </w:rPr>
+        <w:t>’ To get to the relevant section.</w:t>
+      </w:r>
+    </w:p>
+    <w:p>
+      <w:pPr>
+        <w:pStyle w:val="ListParagraph"/>
+        <w:numPr>
+          <w:ilvl w:val="0"/>
+          <w:numId w:val="1"/>
+        </w:numPr>
+      </w:pPr>
+      <w:r>
+        <w:rPr>
+          <w:rFonts w:ascii="Aptos" w:hAnsi="Aptos"/>
+        </w:rPr>
+        <w:t xml:space="preserve">Proteases in epithelial inflammation </w:t>
+      </w:r>
+      <w:r>
+        <w:rPr>
+          <w:rFonts w:ascii="Aptos" w:hAnsi="Aptos"/>
+        </w:rPr>
+        <w:sym w:font="Wingdings" w:char="F0E0"/>
+      </w:r>
+      <w:r>
+        <w:rPr>
+          <w:rFonts w:ascii="Aptos" w:hAnsi="Aptos"/>
+        </w:rPr>
+        <w:t xml:space="preserve"> </w:t>
+      </w:r>
+      <w:hyperlink r:id="rId9" w:history="1">
+        <w:r>
+          <w:rPr>
+            <w:rStyle w:val="Hyperlink"/>
+          </w:rPr>
+          <w:t>https://pmc.ncbi.nlm.nih.gov/articles/PMC5770401/</w:t>
+        </w:r>
+      </w:hyperlink>
+    </w:p>
+    <w:p>
+      <w:pPr>
+        <w:pStyle w:val="ListParagraph"/>
+        <w:numPr>
+          <w:ilvl w:val="1"/>
+          <w:numId w:val="1"/>
+        </w:numPr>
+      </w:pPr>
+      <w:r>
+        <w:t>“…</w:t>
+      </w:r>
+      <w:r>
+        <w:t>imbalance of proteases and protease inhibitors in the epithelial barrier leads to both the initiation and maintenance of chronic eosinophilic airway inflammation.</w:t>
+      </w:r>
+      <w:r>
+        <w:t>”</w:t>
+      </w:r>
+    </w:p>
+    <w:p>
+      <w:pPr>
+        <w:pStyle w:val="ListParagraph"/>
+        <w:numPr>
+          <w:ilvl w:val="0"/>
+          <w:numId w:val="1"/>
+        </w:numPr>
+      </w:pPr>
+      <w:r>
+        <w:t xml:space="preserve">Exosome background biology </w:t>
+      </w:r>
+      <w:r>
+        <w:sym w:font="Wingdings" w:char="F0E0"/>
+      </w:r>
+      <w:r>
+        <w:t xml:space="preserve"> </w:t>
+      </w:r>
+      <w:hyperlink r:id="rId10" w:history="1">
+        <w:r>
+          <w:rPr>
+            <w:rStyle w:val="Hyperlink"/>
+          </w:rPr>
+          <w:t>https://pmc.ncbi.nlm.nih.gov/articles/PMC11238361/</w:t>
+        </w:r>
+      </w:hyperlink>
+    </w:p>
+    <w:p>
+      <w:pPr>
+        <w:pStyle w:val="ListParagraph"/>
+      </w:pPr>
+    </w:p>
+    <w:p>
+      <w:pPr>
+        <w:pStyle w:val="ListParagraph"/>
+        <w:rPr>
+          <w:rFonts w:ascii="Aptos" w:hAnsi="Aptos"/>
+        </w:rPr>
+      </w:pPr>
+    </w:p>
+    <w:p>
+      <w:pPr>
+        <w:rPr>
+          <w:rFonts w:ascii="Aptos" w:hAnsi="Aptos"/>
+        </w:rPr>
+      </w:pPr>
+    </w:p>
+    <w:p>
+      <w:pPr>
+        <w:rPr>
+          <w:rFonts w:ascii="Aptos" w:hAnsi="Aptos"/>
           <w:b/>
           <w:bCs/>
         </w:rPr>
@@ -127,7 +379,7 @@
         </w:rPr>
         <w:br/>
       </w:r>
-      <w:hyperlink r:id="rId7" w:history="1">
+      <w:hyperlink r:id="rId11" w:history="1">
         <w:r>
           <w:rPr>
             <w:rStyle w:val="Hyperlink"/>
@@ -169,7 +421,7 @@
         </w:rPr>
         <w:br/>
       </w:r>
-      <w:hyperlink r:id="rId8" w:history="1">
+      <w:hyperlink r:id="rId12" w:history="1">
         <w:r>
           <w:rPr>
             <w:rStyle w:val="Hyperlink"/>
@@ -198,6 +450,7 @@
           <w:b w:val="0"/>
           <w:bCs w:val="0"/>
         </w:rPr>
+        <w:lastRenderedPageBreak/>
         <w:t>miEAA</w:t>
       </w:r>
       <w:proofErr w:type="spellEnd"/>
@@ -222,7 +475,7 @@
         </w:rPr>
         <w:br/>
       </w:r>
-      <w:hyperlink r:id="rId9" w:history="1">
+      <w:hyperlink r:id="rId13" w:history="1">
         <w:r>
           <w:rPr>
             <w:rStyle w:val="Hyperlink"/>
@@ -264,7 +517,7 @@
         </w:rPr>
         <w:br/>
       </w:r>
-      <w:hyperlink r:id="rId10" w:history="1">
+      <w:hyperlink r:id="rId14" w:history="1">
         <w:r>
           <w:rPr>
             <w:rStyle w:val="Hyperlink"/>
@@ -290,228 +543,6 @@
           <w:rFonts w:ascii="Aptos" w:hAnsi="Aptos"/>
         </w:rPr>
         <w:t xml:space="preserve">Pathway analysis from lists of microRNAs: common pitfalls and alternative strategy (2025) </w:t>
-      </w:r>
-      <w:r>
-        <w:rPr>
-          <w:rFonts w:ascii="Aptos" w:hAnsi="Aptos"/>
-        </w:rPr>
-        <w:sym w:font="Wingdings" w:char="F0E0"/>
-      </w:r>
-      <w:r>
-        <w:rPr>
-          <w:rFonts w:ascii="Aptos" w:hAnsi="Aptos"/>
-        </w:rPr>
-        <w:t xml:space="preserve"> </w:t>
-      </w:r>
-      <w:hyperlink r:id="rId11" w:history="1">
-        <w:r>
-          <w:rPr>
-            <w:rStyle w:val="Hyperlink"/>
-            <w:rFonts w:ascii="Aptos" w:hAnsi="Aptos"/>
-          </w:rPr>
-          <w:t>https://pmc.ncbi.nlm.nih.gov/articles/PMC4402548/</w:t>
-        </w:r>
-      </w:hyperlink>
-    </w:p>
-    <w:p>
-      <w:pPr>
-        <w:pStyle w:val="NormalWeb"/>
-        <w:numPr>
-          <w:ilvl w:val="0"/>
-          <w:numId w:val="1"/>
-        </w:numPr>
-        <w:rPr>
-          <w:rFonts w:ascii="Aptos" w:hAnsi="Aptos"/>
-        </w:rPr>
-      </w:pPr>
-      <w:r>
-        <w:rPr>
-          <w:rFonts w:ascii="Aptos" w:hAnsi="Aptos"/>
-        </w:rPr>
-        <w:t>Use</w:t>
-      </w:r>
-      <w:r>
-        <w:rPr>
-          <w:rFonts w:ascii="Aptos" w:hAnsi="Aptos"/>
-        </w:rPr>
-        <w:t xml:space="preserve"> anticorrelation of miRNA and mRNA to focus enrichment analysis </w:t>
-      </w:r>
-      <w:r>
-        <w:rPr>
-          <w:rFonts w:ascii="Aptos" w:hAnsi="Aptos"/>
-        </w:rPr>
-        <w:sym w:font="Wingdings" w:char="F0E0"/>
-      </w:r>
-      <w:r>
-        <w:rPr>
-          <w:rFonts w:ascii="Aptos" w:hAnsi="Aptos"/>
-        </w:rPr>
-        <w:t xml:space="preserve"> </w:t>
-      </w:r>
-      <w:hyperlink r:id="rId12" w:history="1">
-        <w:r>
-          <w:rPr>
-            <w:rStyle w:val="Hyperlink"/>
-            <w:rFonts w:ascii="Aptos" w:hAnsi="Aptos"/>
-          </w:rPr>
-          <w:t>https://isevjournals.onlinelibrary.wiley.com/doi/full/10.1002/jex2.134</w:t>
-        </w:r>
-      </w:hyperlink>
-    </w:p>
-    <w:p>
-      <w:pPr>
-        <w:pStyle w:val="NormalWeb"/>
-        <w:numPr>
-          <w:ilvl w:val="0"/>
-          <w:numId w:val="1"/>
-        </w:numPr>
-        <w:rPr>
-          <w:rFonts w:ascii="Aptos" w:hAnsi="Aptos"/>
-        </w:rPr>
-      </w:pPr>
-      <w:r>
-        <w:rPr>
-          <w:rFonts w:ascii="Aptos" w:hAnsi="Aptos"/>
-        </w:rPr>
-        <w:t xml:space="preserve">To reduce the number of false-positive results generated by a target prediction method, the user may choose several target prediction approaches for analysis that are based on different algorithms and consider various target prediction features. Further, the user may choose only the miRNA targets that are predicted by all (intersection) or X out of Y methods used (consensus). Currently, there are two miRNA target prediction meta-servers which were mentioned earlier in the chapter, Tools4miRs and </w:t>
-      </w:r>
-      <w:proofErr w:type="spellStart"/>
-      <w:r>
-        <w:rPr>
-          <w:rFonts w:ascii="Aptos" w:hAnsi="Aptos"/>
-        </w:rPr>
-        <w:t>sRNAtoolbox</w:t>
-      </w:r>
-      <w:proofErr w:type="spellEnd"/>
-      <w:r>
-        <w:rPr>
-          <w:rFonts w:ascii="Aptos" w:hAnsi="Aptos"/>
-        </w:rPr>
-        <w:t xml:space="preserve">. Both these services incorporate user-designated target prediction methods in the analysis of user-provided data and </w:t>
-      </w:r>
-      <w:proofErr w:type="gramStart"/>
-      <w:r>
-        <w:rPr>
-          <w:rFonts w:ascii="Aptos" w:hAnsi="Aptos"/>
-        </w:rPr>
-        <w:t>are able to</w:t>
-      </w:r>
-      <w:proofErr w:type="gramEnd"/>
-      <w:r>
-        <w:rPr>
-          <w:rFonts w:ascii="Aptos" w:hAnsi="Aptos"/>
-        </w:rPr>
-        <w:t xml:space="preserve"> present the intersection or consensus of the generated results.</w:t>
-      </w:r>
-      <w:r>
-        <w:rPr>
-          <w:rFonts w:ascii="Aptos" w:hAnsi="Aptos"/>
-        </w:rPr>
-        <w:t xml:space="preserve"> </w:t>
-      </w:r>
-      <w:r>
-        <w:rPr>
-          <w:rFonts w:ascii="Aptos" w:hAnsi="Aptos"/>
-        </w:rPr>
-        <w:sym w:font="Wingdings" w:char="F0E0"/>
-      </w:r>
-      <w:r>
-        <w:rPr>
-          <w:rFonts w:ascii="Aptos" w:hAnsi="Aptos"/>
-        </w:rPr>
-        <w:t xml:space="preserve"> </w:t>
-      </w:r>
-      <w:hyperlink r:id="rId13" w:anchor="Sec39" w:history="1">
-        <w:r>
-          <w:rPr>
-            <w:rStyle w:val="Hyperlink"/>
-            <w:rFonts w:ascii="Aptos" w:hAnsi="Aptos"/>
-          </w:rPr>
-          <w:t>https://link.springer.com/protocol/10.1007/978-1-0716-4398-3_2#Sec39</w:t>
-        </w:r>
-      </w:hyperlink>
-    </w:p>
-    <w:p>
-      <w:pPr>
-        <w:pStyle w:val="NormalWeb"/>
-        <w:numPr>
-          <w:ilvl w:val="0"/>
-          <w:numId w:val="1"/>
-        </w:numPr>
-        <w:rPr>
-          <w:rFonts w:ascii="Aptos" w:hAnsi="Aptos"/>
-        </w:rPr>
-      </w:pPr>
-      <w:r>
-        <w:rPr>
-          <w:rFonts w:ascii="Aptos" w:hAnsi="Aptos"/>
-        </w:rPr>
-        <w:t>My-brain-</w:t>
-      </w:r>
-      <w:proofErr w:type="spellStart"/>
-      <w:r>
-        <w:rPr>
-          <w:rFonts w:ascii="Aptos" w:hAnsi="Aptos"/>
-        </w:rPr>
-        <w:t>seq</w:t>
-      </w:r>
-      <w:proofErr w:type="spellEnd"/>
-      <w:r>
-        <w:rPr>
-          <w:rFonts w:ascii="Aptos" w:hAnsi="Aptos"/>
-        </w:rPr>
-        <w:t xml:space="preserve"> (reproducible pipeline) </w:t>
-      </w:r>
-      <w:r>
-        <w:rPr>
-          <w:rFonts w:ascii="Aptos" w:hAnsi="Aptos"/>
-        </w:rPr>
-        <w:sym w:font="Wingdings" w:char="F0E0"/>
-      </w:r>
-      <w:r>
-        <w:rPr>
-          <w:rFonts w:ascii="Aptos" w:hAnsi="Aptos"/>
-        </w:rPr>
-        <w:t xml:space="preserve"> </w:t>
-      </w:r>
-      <w:hyperlink r:id="rId14" w:history="1">
-        <w:r>
-          <w:rPr>
-            <w:rStyle w:val="Hyperlink"/>
-            <w:rFonts w:ascii="Aptos" w:hAnsi="Aptos"/>
-          </w:rPr>
-          <w:t>https://pmc.ncbi.nlm.nih.gov/articles/PMC10135678/</w:t>
-        </w:r>
-      </w:hyperlink>
-    </w:p>
-    <w:p>
-      <w:pPr>
-        <w:pStyle w:val="NormalWeb"/>
-        <w:numPr>
-          <w:ilvl w:val="0"/>
-          <w:numId w:val="1"/>
-        </w:numPr>
-        <w:rPr>
-          <w:rFonts w:ascii="Aptos" w:hAnsi="Aptos"/>
-        </w:rPr>
-      </w:pPr>
-      <w:r>
-        <w:rPr>
-          <w:rFonts w:ascii="Aptos" w:hAnsi="Aptos"/>
-        </w:rPr>
-        <w:t xml:space="preserve">Pathway analysis from lists of microRNAs: common pitfalls and alternative strategy </w:t>
-      </w:r>
-      <w:r>
-        <w:rPr>
-          <w:rFonts w:ascii="Aptos" w:hAnsi="Aptos"/>
-        </w:rPr>
-        <w:t xml:space="preserve">(2015) </w:t>
-      </w:r>
-      <w:r>
-        <w:rPr>
-          <w:rFonts w:ascii="Aptos" w:hAnsi="Aptos"/>
-        </w:rPr>
-        <w:t xml:space="preserve"> </w:t>
       </w:r>
       <w:r>
         <w:rPr>
@@ -539,7 +570,7 @@
       <w:pPr>
         <w:pStyle w:val="NormalWeb"/>
         <w:numPr>
-          <w:ilvl w:val="1"/>
+          <w:ilvl w:val="0"/>
           <w:numId w:val="1"/>
         </w:numPr>
         <w:rPr>
@@ -550,8 +581,35 @@
         <w:rPr>
           <w:rFonts w:ascii="Aptos" w:hAnsi="Aptos"/>
         </w:rPr>
-        <w:t>This is good for discussion – bias towards cancer pathways</w:t>
-      </w:r>
+        <w:t>Use</w:t>
+      </w:r>
+      <w:r>
+        <w:rPr>
+          <w:rFonts w:ascii="Aptos" w:hAnsi="Aptos"/>
+        </w:rPr>
+        <w:t xml:space="preserve"> anticorrelation of miRNA and mRNA to focus enrichment analysis </w:t>
+      </w:r>
+      <w:r>
+        <w:rPr>
+          <w:rFonts w:ascii="Aptos" w:hAnsi="Aptos"/>
+        </w:rPr>
+        <w:sym w:font="Wingdings" w:char="F0E0"/>
+      </w:r>
+      <w:r>
+        <w:rPr>
+          <w:rFonts w:ascii="Aptos" w:hAnsi="Aptos"/>
+        </w:rPr>
+        <w:t xml:space="preserve"> </w:t>
+      </w:r>
+      <w:hyperlink r:id="rId16" w:history="1">
+        <w:r>
+          <w:rPr>
+            <w:rStyle w:val="Hyperlink"/>
+            <w:rFonts w:ascii="Aptos" w:hAnsi="Aptos"/>
+          </w:rPr>
+          <w:t>https://isevjournals.onlinelibrary.wiley.com/doi/full/10.1002/jex2.134</w:t>
+        </w:r>
+      </w:hyperlink>
     </w:p>
     <w:p>
       <w:pPr>
@@ -568,6 +626,201 @@
         <w:rPr>
           <w:rFonts w:ascii="Aptos" w:hAnsi="Aptos"/>
         </w:rPr>
+        <w:t xml:space="preserve">To reduce the number of false-positive results generated by a target prediction method, the user may choose several target prediction approaches for analysis that are based on different algorithms and consider various target prediction features. Further, the user may choose only the miRNA targets that are predicted by all (intersection) or X out of Y methods used (consensus). Currently, there are two miRNA target prediction meta-servers which were mentioned earlier in the chapter, Tools4miRs and </w:t>
+      </w:r>
+      <w:proofErr w:type="spellStart"/>
+      <w:r>
+        <w:rPr>
+          <w:rFonts w:ascii="Aptos" w:hAnsi="Aptos"/>
+        </w:rPr>
+        <w:t>sRNAtoolbox</w:t>
+      </w:r>
+      <w:proofErr w:type="spellEnd"/>
+      <w:r>
+        <w:rPr>
+          <w:rFonts w:ascii="Aptos" w:hAnsi="Aptos"/>
+        </w:rPr>
+        <w:t xml:space="preserve">. Both these services incorporate user-designated target prediction methods in the analysis of user-provided data and </w:t>
+      </w:r>
+      <w:proofErr w:type="gramStart"/>
+      <w:r>
+        <w:rPr>
+          <w:rFonts w:ascii="Aptos" w:hAnsi="Aptos"/>
+        </w:rPr>
+        <w:t>are able to</w:t>
+      </w:r>
+      <w:proofErr w:type="gramEnd"/>
+      <w:r>
+        <w:rPr>
+          <w:rFonts w:ascii="Aptos" w:hAnsi="Aptos"/>
+        </w:rPr>
+        <w:t xml:space="preserve"> present the intersection or consensus of the generated results.</w:t>
+      </w:r>
+      <w:r>
+        <w:rPr>
+          <w:rFonts w:ascii="Aptos" w:hAnsi="Aptos"/>
+        </w:rPr>
+        <w:t xml:space="preserve"> </w:t>
+      </w:r>
+      <w:r>
+        <w:rPr>
+          <w:rFonts w:ascii="Aptos" w:hAnsi="Aptos"/>
+        </w:rPr>
+        <w:sym w:font="Wingdings" w:char="F0E0"/>
+      </w:r>
+      <w:r>
+        <w:rPr>
+          <w:rFonts w:ascii="Aptos" w:hAnsi="Aptos"/>
+        </w:rPr>
+        <w:t xml:space="preserve"> </w:t>
+      </w:r>
+      <w:hyperlink r:id="rId17" w:anchor="Sec39" w:history="1">
+        <w:r>
+          <w:rPr>
+            <w:rStyle w:val="Hyperlink"/>
+            <w:rFonts w:ascii="Aptos" w:hAnsi="Aptos"/>
+          </w:rPr>
+          <w:t>https://link.springer.com/protocol/10.1007/978-1-0716-4398-3_2#Sec39</w:t>
+        </w:r>
+      </w:hyperlink>
+    </w:p>
+    <w:p>
+      <w:pPr>
+        <w:pStyle w:val="NormalWeb"/>
+        <w:numPr>
+          <w:ilvl w:val="0"/>
+          <w:numId w:val="1"/>
+        </w:numPr>
+        <w:rPr>
+          <w:rFonts w:ascii="Aptos" w:hAnsi="Aptos"/>
+        </w:rPr>
+      </w:pPr>
+      <w:r>
+        <w:rPr>
+          <w:rFonts w:ascii="Aptos" w:hAnsi="Aptos"/>
+        </w:rPr>
+        <w:t>My-brain-</w:t>
+      </w:r>
+      <w:proofErr w:type="spellStart"/>
+      <w:r>
+        <w:rPr>
+          <w:rFonts w:ascii="Aptos" w:hAnsi="Aptos"/>
+        </w:rPr>
+        <w:t>seq</w:t>
+      </w:r>
+      <w:proofErr w:type="spellEnd"/>
+      <w:r>
+        <w:rPr>
+          <w:rFonts w:ascii="Aptos" w:hAnsi="Aptos"/>
+        </w:rPr>
+        <w:t xml:space="preserve"> (reproducible pipeline) </w:t>
+      </w:r>
+      <w:r>
+        <w:rPr>
+          <w:rFonts w:ascii="Aptos" w:hAnsi="Aptos"/>
+        </w:rPr>
+        <w:sym w:font="Wingdings" w:char="F0E0"/>
+      </w:r>
+      <w:r>
+        <w:rPr>
+          <w:rFonts w:ascii="Aptos" w:hAnsi="Aptos"/>
+        </w:rPr>
+        <w:t xml:space="preserve"> </w:t>
+      </w:r>
+      <w:hyperlink r:id="rId18" w:history="1">
+        <w:r>
+          <w:rPr>
+            <w:rStyle w:val="Hyperlink"/>
+            <w:rFonts w:ascii="Aptos" w:hAnsi="Aptos"/>
+          </w:rPr>
+          <w:t>https://pmc.ncbi.nlm.nih.gov/articles/PMC10135678/</w:t>
+        </w:r>
+      </w:hyperlink>
+    </w:p>
+    <w:p>
+      <w:pPr>
+        <w:pStyle w:val="NormalWeb"/>
+        <w:numPr>
+          <w:ilvl w:val="0"/>
+          <w:numId w:val="1"/>
+        </w:numPr>
+        <w:rPr>
+          <w:rFonts w:ascii="Aptos" w:hAnsi="Aptos"/>
+        </w:rPr>
+      </w:pPr>
+      <w:r>
+        <w:rPr>
+          <w:rFonts w:ascii="Aptos" w:hAnsi="Aptos"/>
+        </w:rPr>
+        <w:t xml:space="preserve">Pathway analysis from lists of microRNAs: common pitfalls and alternative strategy </w:t>
+      </w:r>
+      <w:r>
+        <w:rPr>
+          <w:rFonts w:ascii="Aptos" w:hAnsi="Aptos"/>
+        </w:rPr>
+        <w:t xml:space="preserve">(2015) </w:t>
+      </w:r>
+      <w:r>
+        <w:rPr>
+          <w:rFonts w:ascii="Aptos" w:hAnsi="Aptos"/>
+        </w:rPr>
+        <w:t xml:space="preserve"> </w:t>
+      </w:r>
+      <w:r>
+        <w:rPr>
+          <w:rFonts w:ascii="Aptos" w:hAnsi="Aptos"/>
+        </w:rPr>
+        <w:sym w:font="Wingdings" w:char="F0E0"/>
+      </w:r>
+      <w:r>
+        <w:rPr>
+          <w:rFonts w:ascii="Aptos" w:hAnsi="Aptos"/>
+        </w:rPr>
+        <w:t xml:space="preserve"> </w:t>
+      </w:r>
+      <w:hyperlink r:id="rId19" w:history="1">
+        <w:r>
+          <w:rPr>
+            <w:rStyle w:val="Hyperlink"/>
+            <w:rFonts w:ascii="Aptos" w:hAnsi="Aptos"/>
+          </w:rPr>
+          <w:t>https://pmc.ncbi.nlm.nih.gov/articles/PMC4402548/</w:t>
+        </w:r>
+      </w:hyperlink>
+    </w:p>
+    <w:p>
+      <w:pPr>
+        <w:pStyle w:val="NormalWeb"/>
+        <w:numPr>
+          <w:ilvl w:val="1"/>
+          <w:numId w:val="1"/>
+        </w:numPr>
+        <w:rPr>
+          <w:rFonts w:ascii="Aptos" w:hAnsi="Aptos"/>
+        </w:rPr>
+      </w:pPr>
+      <w:r>
+        <w:rPr>
+          <w:rFonts w:ascii="Aptos" w:hAnsi="Aptos"/>
+        </w:rPr>
+        <w:t>This is good for discussion – bias towards cancer pathways</w:t>
+      </w:r>
+    </w:p>
+    <w:p>
+      <w:pPr>
+        <w:pStyle w:val="NormalWeb"/>
+        <w:numPr>
+          <w:ilvl w:val="0"/>
+          <w:numId w:val="1"/>
+        </w:numPr>
+        <w:rPr>
+          <w:rFonts w:ascii="Aptos" w:hAnsi="Aptos"/>
+        </w:rPr>
+      </w:pPr>
+      <w:r>
+        <w:rPr>
+          <w:rFonts w:ascii="Aptos" w:hAnsi="Aptos"/>
+        </w:rPr>
         <w:t xml:space="preserve">Uses overlap of multiple databases (from </w:t>
       </w:r>
       <w:proofErr w:type="spellStart"/>
@@ -610,7 +863,7 @@
         </w:rPr>
         <w:t xml:space="preserve"> </w:t>
       </w:r>
-      <w:hyperlink r:id="rId16" w:anchor="S16" w:history="1">
+      <w:hyperlink r:id="rId20" w:anchor="S16" w:history="1">
         <w:r>
           <w:rPr>
             <w:rStyle w:val="Hyperlink"/>
@@ -635,7 +888,6 @@
         <w:rPr>
           <w:rFonts w:ascii="Aptos" w:hAnsi="Aptos"/>
         </w:rPr>
-        <w:lastRenderedPageBreak/>
         <w:t xml:space="preserve">Uses GO terms that are over a p value, have support from at least 2 overrepresented genes and targeted by at least 2 miRNAs </w:t>
       </w:r>
       <w:r>
@@ -650,7 +902,7 @@
         </w:rPr>
         <w:t xml:space="preserve"> </w:t>
       </w:r>
-      <w:hyperlink r:id="rId17" w:anchor="s4" w:history="1">
+      <w:hyperlink r:id="rId21" w:anchor="s4" w:history="1">
         <w:r>
           <w:rPr>
             <w:rStyle w:val="Hyperlink"/>
@@ -689,13 +941,12 @@
         </w:rPr>
         <w:t xml:space="preserve"> </w:t>
       </w:r>
-      <w:hyperlink r:id="rId18" w:anchor="Sec2" w:history="1">
+      <w:hyperlink r:id="rId22" w:history="1">
         <w:r>
           <w:rPr>
             <w:rStyle w:val="Hyperlink"/>
-            <w:rFonts w:ascii="Aptos" w:hAnsi="Aptos"/>
           </w:rPr>
-          <w:t>https://link.springer.com/article/10.1186/s12859-019-3215-5?utm_source=chatgpt.com#Sec2</w:t>
+          <w:t>https://link.springer.com/article/10.1186/s12859-019-3215-5</w:t>
         </w:r>
       </w:hyperlink>
     </w:p>
@@ -734,7 +985,7 @@
         </w:rPr>
         <w:t xml:space="preserve"> </w:t>
       </w:r>
-      <w:hyperlink r:id="rId19" w:history="1">
+      <w:hyperlink r:id="rId23" w:history="1">
         <w:r>
           <w:rPr>
             <w:rStyle w:val="Hyperlink"/>
@@ -803,7 +1054,7 @@
         </w:rPr>
         <w:t xml:space="preserve"> </w:t>
       </w:r>
-      <w:hyperlink r:id="rId20" w:history="1">
+      <w:hyperlink r:id="rId24" w:history="1">
         <w:r>
           <w:rPr>
             <w:rStyle w:val="Hyperlink"/>
@@ -816,10 +1067,247 @@
     <w:p>
       <w:pPr>
         <w:pStyle w:val="NormalWeb"/>
+        <w:rPr>
+          <w:rFonts w:ascii="Aptos" w:hAnsi="Aptos"/>
+        </w:rPr>
+      </w:pPr>
+    </w:p>
+    <w:p>
+      <w:pPr>
+        <w:pStyle w:val="NormalWeb"/>
+        <w:rPr>
+          <w:rFonts w:ascii="Aptos" w:hAnsi="Aptos"/>
+          <w:b/>
+          <w:bCs/>
+        </w:rPr>
+      </w:pPr>
+      <w:r>
+        <w:rPr>
+          <w:rFonts w:ascii="Aptos" w:hAnsi="Aptos"/>
+          <w:b/>
+          <w:bCs/>
+        </w:rPr>
+        <w:t>miRNA targets</w:t>
+      </w:r>
+    </w:p>
+    <w:p>
+      <w:pPr>
+        <w:pStyle w:val="ListParagraph"/>
         <w:numPr>
           <w:ilvl w:val="0"/>
-          <w:numId w:val="1"/>
+          <w:numId w:val="3"/>
         </w:numPr>
+      </w:pPr>
+      <w:r>
+        <w:t xml:space="preserve">The paper in project brief </w:t>
+      </w:r>
+      <w:hyperlink r:id="rId25" w:history="1">
+        <w:r>
+          <w:rPr>
+            <w:rStyle w:val="Hyperlink"/>
+          </w:rPr>
+          <w:t>https://onlinelibrary.wiley.com/doi/10.1111/all.14008</w:t>
+        </w:r>
+      </w:hyperlink>
+    </w:p>
+    <w:p>
+      <w:pPr>
+        <w:pStyle w:val="ListParagraph"/>
+        <w:numPr>
+          <w:ilvl w:val="1"/>
+          <w:numId w:val="3"/>
+        </w:numPr>
+      </w:pPr>
+      <w:r>
+        <w:t>IL-13 pathway corelated with asthma</w:t>
+      </w:r>
+    </w:p>
+    <w:p>
+      <w:pPr>
+        <w:pStyle w:val="ListParagraph"/>
+        <w:numPr>
+          <w:ilvl w:val="1"/>
+          <w:numId w:val="3"/>
+        </w:numPr>
+      </w:pPr>
+      <w:r>
+        <w:lastRenderedPageBreak/>
+        <w:t>“</w:t>
+      </w:r>
+      <w:r>
+        <w:t xml:space="preserve">miR-92b, miR-210, and miR-34a significantly correlated with lung function parameters in children (FEV1FVC%pred and FEF25-75%pred), thus lower </w:t>
+      </w:r>
+      <w:proofErr w:type="spellStart"/>
+      <w:r>
+        <w:t>sEV</w:t>
+      </w:r>
+      <w:proofErr w:type="spellEnd"/>
+      <w:r>
+        <w:t>-miRNA</w:t>
+      </w:r>
+      <w:r>
+        <w:t>”</w:t>
+      </w:r>
+    </w:p>
+    <w:p>
+      <w:pPr>
+        <w:pStyle w:val="ListParagraph"/>
+        <w:numPr>
+          <w:ilvl w:val="0"/>
+          <w:numId w:val="3"/>
+        </w:numPr>
+      </w:pPr>
+      <w:r>
+        <w:t xml:space="preserve">This paper in project brief </w:t>
+      </w:r>
+      <w:hyperlink r:id="rId26" w:history="1">
+        <w:r>
+          <w:rPr>
+            <w:rStyle w:val="Hyperlink"/>
+          </w:rPr>
+          <w:t>https://isevjournals.onlinelibrary.wiley.com/doi/10.1002/jev2.12124</w:t>
+        </w:r>
+      </w:hyperlink>
+    </w:p>
+    <w:p>
+      <w:pPr>
+        <w:pStyle w:val="ListParagraph"/>
+        <w:numPr>
+          <w:ilvl w:val="1"/>
+          <w:numId w:val="3"/>
+        </w:numPr>
+      </w:pPr>
+      <w:r>
+        <w:t>Among enriched miRNA species present in HBEC EVs, miR-16, miR-26a, miR-26b, miR-141, miR-148a, and miR-200a are mechanistically involved in reducing WNT5A and WNT10B expression in LFs, and in reducing WNT3A, WNT5A, and WNT10B expression in HBECs.</w:t>
+      </w:r>
+    </w:p>
+    <w:p>
+      <w:pPr>
+        <w:pStyle w:val="NormalWeb"/>
+        <w:numPr>
+          <w:ilvl w:val="0"/>
+          <w:numId w:val="3"/>
+        </w:numPr>
+        <w:rPr>
+          <w:rFonts w:ascii="Aptos" w:hAnsi="Aptos"/>
+        </w:rPr>
+      </w:pPr>
+      <w:r>
+        <w:rPr>
+          <w:rFonts w:ascii="Aptos" w:hAnsi="Aptos"/>
+        </w:rPr>
+        <w:t>MiR-155 and miR-221 are closely associated with the regulation of Th2 responses and airway smooth muscle hyperproliferation in asthmatic patients.</w:t>
+      </w:r>
+      <w:r>
+        <w:rPr>
+          <w:rFonts w:ascii="Aptos" w:hAnsi="Aptos"/>
+        </w:rPr>
+        <w:t xml:space="preserve"> </w:t>
+      </w:r>
+      <w:r>
+        <w:rPr>
+          <w:rFonts w:ascii="Aptos" w:hAnsi="Aptos"/>
+        </w:rPr>
+        <w:sym w:font="Wingdings" w:char="F0E0"/>
+      </w:r>
+      <w:r>
+        <w:rPr>
+          <w:rFonts w:ascii="Aptos" w:hAnsi="Aptos"/>
+        </w:rPr>
+        <w:t xml:space="preserve"> </w:t>
+      </w:r>
+      <w:hyperlink r:id="rId27" w:history="1">
+        <w:r>
+          <w:rPr>
+            <w:rStyle w:val="Hyperlink"/>
+            <w:rFonts w:ascii="Aptos" w:hAnsi="Aptos"/>
+          </w:rPr>
+          <w:t>https://www.nature.com/articles/s41392-023-01344-4</w:t>
+        </w:r>
+      </w:hyperlink>
+    </w:p>
+    <w:p>
+      <w:pPr>
+        <w:pStyle w:val="NormalWeb"/>
+        <w:numPr>
+          <w:ilvl w:val="0"/>
+          <w:numId w:val="3"/>
+        </w:numPr>
+        <w:rPr>
+          <w:rFonts w:ascii="Aptos" w:hAnsi="Aptos"/>
+        </w:rPr>
+      </w:pPr>
+      <w:proofErr w:type="gramStart"/>
+      <w:r>
+        <w:rPr>
+          <w:rFonts w:ascii="Aptos" w:hAnsi="Aptos"/>
+        </w:rPr>
+        <w:t>In particular miR-34a</w:t>
+      </w:r>
+      <w:proofErr w:type="gramEnd"/>
+      <w:r>
+        <w:rPr>
+          <w:rFonts w:ascii="Aptos" w:hAnsi="Aptos"/>
+        </w:rPr>
+        <w:t>, miR-92b, and miR-210 may have a role in the development of the Th 2 response in asthma (Bartel et al., 2019).</w:t>
+      </w:r>
+      <w:r>
+        <w:rPr>
+          <w:rFonts w:ascii="Aptos" w:hAnsi="Aptos"/>
+        </w:rPr>
+        <w:t xml:space="preserve"> </w:t>
+      </w:r>
+      <w:r>
+        <w:rPr>
+          <w:rFonts w:ascii="Aptos" w:hAnsi="Aptos"/>
+        </w:rPr>
+        <w:sym w:font="Wingdings" w:char="F0E0"/>
+      </w:r>
+      <w:r>
+        <w:rPr>
+          <w:rFonts w:ascii="Aptos" w:hAnsi="Aptos"/>
+        </w:rPr>
+        <w:t xml:space="preserve"> </w:t>
+      </w:r>
+      <w:hyperlink r:id="rId28" w:history="1">
+        <w:r>
+          <w:rPr>
+            <w:rStyle w:val="Hyperlink"/>
+            <w:rFonts w:ascii="Aptos" w:hAnsi="Aptos"/>
+          </w:rPr>
+          <w:t>https://p</w:t>
+        </w:r>
+        <w:r>
+          <w:rPr>
+            <w:rStyle w:val="Hyperlink"/>
+            <w:rFonts w:ascii="Aptos" w:hAnsi="Aptos"/>
+          </w:rPr>
+          <w:t>m</w:t>
+        </w:r>
+        <w:r>
+          <w:rPr>
+            <w:rStyle w:val="Hyperlink"/>
+            <w:rFonts w:ascii="Aptos" w:hAnsi="Aptos"/>
+          </w:rPr>
+          <w:t>c.ncbi.nlm.nih.gov/articles/PMC7118214/</w:t>
+        </w:r>
+      </w:hyperlink>
+    </w:p>
+    <w:p>
+      <w:pPr>
+        <w:pStyle w:val="NormalWeb"/>
+        <w:numPr>
+          <w:ilvl w:val="0"/>
+          <w:numId w:val="3"/>
+        </w:numPr>
+        <w:rPr>
+          <w:rFonts w:ascii="Aptos" w:hAnsi="Aptos"/>
+        </w:rPr>
+      </w:pPr>
+    </w:p>
+    <w:p>
+      <w:pPr>
+        <w:pStyle w:val="NormalWeb"/>
         <w:rPr>
           <w:rFonts w:ascii="Aptos" w:hAnsi="Aptos"/>
         </w:rPr>
@@ -863,9 +1351,98 @@
 <file path=word/numbering.xml><?xml version="1.0" encoding="utf-8"?>
 <w:numbering xmlns:wpc="http://schemas.microsoft.com/office/word/2010/wordprocessingCanvas" xmlns:cx="http://schemas.microsoft.com/office/drawing/2014/chartex" xmlns:cx1="http://schemas.microsoft.com/office/drawing/2015/9/8/chartex" xmlns:cx2="http://schemas.microsoft.com/office/drawing/2015/10/21/chartex" xmlns:cx3="http://schemas.microsoft.com/office/drawing/2016/5/9/chartex" xmlns:cx4="http://schemas.microsoft.com/office/drawing/2016/5/10/chartex" xmlns:cx5="http://schemas.microsoft.com/office/drawing/2016/5/11/chartex" xmlns:cx6="http://schemas.microsoft.com/office/drawing/2016/5/12/chartex" xmlns:cx7="http://schemas.microsoft.com/office/drawing/2016/5/13/chartex" xmlns:cx8="http://schemas.microsoft.com/office/drawing/2016/5/14/chartex" xmlns:mc="http://schemas.openxmlformats.org/markup-compatibility/2006" xmlns:m="http://schemas.openxmlformats.org/officeDocument/2006/math" xmlns:aink="http://schemas.microsoft.com/office/drawing/2016/ink" xmlns:am3d="http://schemas.microsoft.com/office/drawing/2017/model3d" xmlns:oel="http://schemas.microsoft.com/office/2019/extlst" xmlns:r="http://schemas.openxmlformats.org/officeDocument/2006/relationships" xmlns:wp14="http://schemas.microsoft.com/office/word/2010/wordprocessingDrawing" xmlns:wp="http://schemas.openxmlformats.org/drawingml/2006/wordprocessingDrawing" xmlns:wpg="http://schemas.microsoft.com/office/word/2010/wordprocessingGroup" xmlns:wpi="http://schemas.microsoft.com/office/word/2010/wordprocessingInk" xmlns:wps="http://schemas.microsoft.com/office/word/2010/wordprocessingShape" xmlns:o="urn:schemas-microsoft-com:office:office" xmlns:v="urn:schemas-microsoft-com:vml" xmlns:w10="urn:schemas-microsoft-com:office:word" xmlns:w="http://schemas.openxmlformats.org/wordprocessingml/2006/main" xmlns:w14="http://schemas.microsoft.com/office/word/2010/wordml" xmlns:w15="http://schemas.microsoft.com/office/word/2012/wordml" xmlns:w16cex="http://schemas.microsoft.com/office/word/2018/wordml/cex" xmlns:w16cid="http://schemas.microsoft.com/office/word/2016/wordml/cid" xmlns:w16="http://schemas.microsoft.com/office/word/2018/wordml" xmlns:w16sdtdh="http://schemas.microsoft.com/office/word/2020/wordml/sdtdatahash" xmlns:w16sdtfl="http://schemas.microsoft.com/office/word/2024/wordml/sdtformatlock" xmlns:w16se="http://schemas.microsoft.com/office/word/2015/wordml/symex" xmlns:w16du="http://schemas.microsoft.com/office/word/2023/wordml/word16du" xmlns:wne="http://schemas.microsoft.com/office/word/2006/wordml" mc:Ignorable="w14 w15 w16se w16cid w16 w16cex w16sdtdh w16sdtfl w16du wp14">
   <w:abstractNum w:abstractNumId="0" w15:restartNumberingAfterBreak="0">
+    <w:nsid w:val="0350554E"/>
+    <w:multiLevelType w:val="hybridMultilevel"/>
+    <w:tmpl w:val="62DE4202"/>
+    <w:lvl w:ilvl="0" w:tplc="0809000F">
+      <w:start w:val="1"/>
+      <w:numFmt w:val="decimal"/>
+      <w:lvlText w:val="%1."/>
+      <w:lvlJc w:val="left"/>
+      <w:pPr>
+        <w:ind w:left="720" w:hanging="360"/>
+      </w:pPr>
+      <w:rPr>
+        <w:rFonts w:hint="default"/>
+      </w:rPr>
+    </w:lvl>
+    <w:lvl w:ilvl="1" w:tplc="08090019">
+      <w:start w:val="1"/>
+      <w:numFmt w:val="lowerLetter"/>
+      <w:lvlText w:val="%2."/>
+      <w:lvlJc w:val="left"/>
+      <w:pPr>
+        <w:ind w:left="1440" w:hanging="360"/>
+      </w:pPr>
+    </w:lvl>
+    <w:lvl w:ilvl="2" w:tplc="0809001B">
+      <w:start w:val="1"/>
+      <w:numFmt w:val="lowerRoman"/>
+      <w:lvlText w:val="%3."/>
+      <w:lvlJc w:val="right"/>
+      <w:pPr>
+        <w:ind w:left="2160" w:hanging="180"/>
+      </w:pPr>
+    </w:lvl>
+    <w:lvl w:ilvl="3" w:tplc="0809000F" w:tentative="1">
+      <w:start w:val="1"/>
+      <w:numFmt w:val="decimal"/>
+      <w:lvlText w:val="%4."/>
+      <w:lvlJc w:val="left"/>
+      <w:pPr>
+        <w:ind w:left="2880" w:hanging="360"/>
+      </w:pPr>
+    </w:lvl>
+    <w:lvl w:ilvl="4" w:tplc="08090019" w:tentative="1">
+      <w:start w:val="1"/>
+      <w:numFmt w:val="lowerLetter"/>
+      <w:lvlText w:val="%5."/>
+      <w:lvlJc w:val="left"/>
+      <w:pPr>
+        <w:ind w:left="3600" w:hanging="360"/>
+      </w:pPr>
+    </w:lvl>
+    <w:lvl w:ilvl="5" w:tplc="0809001B" w:tentative="1">
+      <w:start w:val="1"/>
+      <w:numFmt w:val="lowerRoman"/>
+      <w:lvlText w:val="%6."/>
+      <w:lvlJc w:val="right"/>
+      <w:pPr>
+        <w:ind w:left="4320" w:hanging="180"/>
+      </w:pPr>
+    </w:lvl>
+    <w:lvl w:ilvl="6" w:tplc="0809000F" w:tentative="1">
+      <w:start w:val="1"/>
+      <w:numFmt w:val="decimal"/>
+      <w:lvlText w:val="%7."/>
+      <w:lvlJc w:val="left"/>
+      <w:pPr>
+        <w:ind w:left="5040" w:hanging="360"/>
+      </w:pPr>
+    </w:lvl>
+    <w:lvl w:ilvl="7" w:tplc="08090019" w:tentative="1">
+      <w:start w:val="1"/>
+      <w:numFmt w:val="lowerLetter"/>
+      <w:lvlText w:val="%8."/>
+      <w:lvlJc w:val="left"/>
+      <w:pPr>
+        <w:ind w:left="5760" w:hanging="360"/>
+      </w:pPr>
+    </w:lvl>
+    <w:lvl w:ilvl="8" w:tplc="0809001B" w:tentative="1">
+      <w:start w:val="1"/>
+      <w:numFmt w:val="lowerRoman"/>
+      <w:lvlText w:val="%9."/>
+      <w:lvlJc w:val="right"/>
+      <w:pPr>
+        <w:ind w:left="6480" w:hanging="180"/>
+      </w:pPr>
+    </w:lvl>
+  </w:abstractNum>
+  <w:abstractNum w:abstractNumId="1" w15:restartNumberingAfterBreak="0">
     <w:nsid w:val="377E133E"/>
     <w:multiLevelType w:val="hybridMultilevel"/>
-    <w:tmpl w:val="FD2046FA"/>
+    <w:tmpl w:val="5040FF22"/>
     <w:lvl w:ilvl="0" w:tplc="08090001">
       <w:start w:val="1"/>
       <w:numFmt w:val="bullet"/>
@@ -975,7 +1552,120 @@
       </w:rPr>
     </w:lvl>
   </w:abstractNum>
-  <w:abstractNum w:abstractNumId="1" w15:restartNumberingAfterBreak="0">
+  <w:abstractNum w:abstractNumId="2" w15:restartNumberingAfterBreak="0">
+    <w:nsid w:val="3AE46B04"/>
+    <w:multiLevelType w:val="hybridMultilevel"/>
+    <w:tmpl w:val="B77804E2"/>
+    <w:lvl w:ilvl="0" w:tplc="08090001">
+      <w:start w:val="1"/>
+      <w:numFmt w:val="bullet"/>
+      <w:lvlText w:val=""/>
+      <w:lvlJc w:val="left"/>
+      <w:pPr>
+        <w:ind w:left="720" w:hanging="360"/>
+      </w:pPr>
+      <w:rPr>
+        <w:rFonts w:ascii="Symbol" w:hAnsi="Symbol" w:hint="default"/>
+      </w:rPr>
+    </w:lvl>
+    <w:lvl w:ilvl="1" w:tplc="08090003">
+      <w:start w:val="1"/>
+      <w:numFmt w:val="bullet"/>
+      <w:lvlText w:val="o"/>
+      <w:lvlJc w:val="left"/>
+      <w:pPr>
+        <w:ind w:left="1440" w:hanging="360"/>
+      </w:pPr>
+      <w:rPr>
+        <w:rFonts w:ascii="Courier New" w:hAnsi="Courier New" w:hint="default"/>
+      </w:rPr>
+    </w:lvl>
+    <w:lvl w:ilvl="2" w:tplc="08090005" w:tentative="1">
+      <w:start w:val="1"/>
+      <w:numFmt w:val="bullet"/>
+      <w:lvlText w:val=""/>
+      <w:lvlJc w:val="left"/>
+      <w:pPr>
+        <w:ind w:left="2160" w:hanging="360"/>
+      </w:pPr>
+      <w:rPr>
+        <w:rFonts w:ascii="Wingdings" w:hAnsi="Wingdings" w:hint="default"/>
+      </w:rPr>
+    </w:lvl>
+    <w:lvl w:ilvl="3" w:tplc="08090001" w:tentative="1">
+      <w:start w:val="1"/>
+      <w:numFmt w:val="bullet"/>
+      <w:lvlText w:val=""/>
+      <w:lvlJc w:val="left"/>
+      <w:pPr>
+        <w:ind w:left="2880" w:hanging="360"/>
+      </w:pPr>
+      <w:rPr>
+        <w:rFonts w:ascii="Symbol" w:hAnsi="Symbol" w:hint="default"/>
+      </w:rPr>
+    </w:lvl>
+    <w:lvl w:ilvl="4" w:tplc="08090003" w:tentative="1">
+      <w:start w:val="1"/>
+      <w:numFmt w:val="bullet"/>
+      <w:lvlText w:val="o"/>
+      <w:lvlJc w:val="left"/>
+      <w:pPr>
+        <w:ind w:left="3600" w:hanging="360"/>
+      </w:pPr>
+      <w:rPr>
+        <w:rFonts w:ascii="Courier New" w:hAnsi="Courier New" w:cs="Courier New" w:hint="default"/>
+      </w:rPr>
+    </w:lvl>
+    <w:lvl w:ilvl="5" w:tplc="08090005" w:tentative="1">
+      <w:start w:val="1"/>
+      <w:numFmt w:val="bullet"/>
+      <w:lvlText w:val=""/>
+      <w:lvlJc w:val="left"/>
+      <w:pPr>
+        <w:ind w:left="4320" w:hanging="360"/>
+      </w:pPr>
+      <w:rPr>
+        <w:rFonts w:ascii="Wingdings" w:hAnsi="Wingdings" w:hint="default"/>
+      </w:rPr>
+    </w:lvl>
+    <w:lvl w:ilvl="6" w:tplc="08090001" w:tentative="1">
+      <w:start w:val="1"/>
+      <w:numFmt w:val="bullet"/>
+      <w:lvlText w:val=""/>
+      <w:lvlJc w:val="left"/>
+      <w:pPr>
+        <w:ind w:left="5040" w:hanging="360"/>
+      </w:pPr>
+      <w:rPr>
+        <w:rFonts w:ascii="Symbol" w:hAnsi="Symbol" w:hint="default"/>
+      </w:rPr>
+    </w:lvl>
+    <w:lvl w:ilvl="7" w:tplc="08090003" w:tentative="1">
+      <w:start w:val="1"/>
+      <w:numFmt w:val="bullet"/>
+      <w:lvlText w:val="o"/>
+      <w:lvlJc w:val="left"/>
+      <w:pPr>
+        <w:ind w:left="5760" w:hanging="360"/>
+      </w:pPr>
+      <w:rPr>
+        <w:rFonts w:ascii="Courier New" w:hAnsi="Courier New" w:cs="Courier New" w:hint="default"/>
+      </w:rPr>
+    </w:lvl>
+    <w:lvl w:ilvl="8" w:tplc="08090005" w:tentative="1">
+      <w:start w:val="1"/>
+      <w:numFmt w:val="bullet"/>
+      <w:lvlText w:val=""/>
+      <w:lvlJc w:val="left"/>
+      <w:pPr>
+        <w:ind w:left="6480" w:hanging="360"/>
+      </w:pPr>
+      <w:rPr>
+        <w:rFonts w:ascii="Wingdings" w:hAnsi="Wingdings" w:hint="default"/>
+      </w:rPr>
+    </w:lvl>
+  </w:abstractNum>
+  <w:abstractNum w:abstractNumId="3" w15:restartNumberingAfterBreak="0">
     <w:nsid w:val="48D60210"/>
     <w:multiLevelType w:val="multilevel"/>
     <w:tmpl w:val="788E5800"/>
@@ -1124,11 +1814,133 @@
       </w:rPr>
     </w:lvl>
   </w:abstractNum>
+  <w:abstractNum w:abstractNumId="4" w15:restartNumberingAfterBreak="0">
+    <w:nsid w:val="59A66D8C"/>
+    <w:multiLevelType w:val="hybridMultilevel"/>
+    <w:tmpl w:val="C844506A"/>
+    <w:lvl w:ilvl="0" w:tplc="08090001">
+      <w:start w:val="1"/>
+      <w:numFmt w:val="bullet"/>
+      <w:lvlText w:val=""/>
+      <w:lvlJc w:val="left"/>
+      <w:pPr>
+        <w:ind w:left="720" w:hanging="360"/>
+      </w:pPr>
+      <w:rPr>
+        <w:rFonts w:ascii="Symbol" w:hAnsi="Symbol" w:hint="default"/>
+      </w:rPr>
+    </w:lvl>
+    <w:lvl w:ilvl="1" w:tplc="08090003">
+      <w:start w:val="1"/>
+      <w:numFmt w:val="bullet"/>
+      <w:lvlText w:val="o"/>
+      <w:lvlJc w:val="left"/>
+      <w:pPr>
+        <w:ind w:left="1440" w:hanging="360"/>
+      </w:pPr>
+      <w:rPr>
+        <w:rFonts w:ascii="Courier New" w:hAnsi="Courier New" w:cs="Courier New" w:hint="default"/>
+      </w:rPr>
+    </w:lvl>
+    <w:lvl w:ilvl="2" w:tplc="08090005" w:tentative="1">
+      <w:start w:val="1"/>
+      <w:numFmt w:val="bullet"/>
+      <w:lvlText w:val=""/>
+      <w:lvlJc w:val="left"/>
+      <w:pPr>
+        <w:ind w:left="2160" w:hanging="360"/>
+      </w:pPr>
+      <w:rPr>
+        <w:rFonts w:ascii="Wingdings" w:hAnsi="Wingdings" w:hint="default"/>
+      </w:rPr>
+    </w:lvl>
+    <w:lvl w:ilvl="3" w:tplc="08090001" w:tentative="1">
+      <w:start w:val="1"/>
+      <w:numFmt w:val="bullet"/>
+      <w:lvlText w:val=""/>
+      <w:lvlJc w:val="left"/>
+      <w:pPr>
+        <w:ind w:left="2880" w:hanging="360"/>
+      </w:pPr>
+      <w:rPr>
+        <w:rFonts w:ascii="Symbol" w:hAnsi="Symbol" w:hint="default"/>
+      </w:rPr>
+    </w:lvl>
+    <w:lvl w:ilvl="4" w:tplc="08090003" w:tentative="1">
+      <w:start w:val="1"/>
+      <w:numFmt w:val="bullet"/>
+      <w:lvlText w:val="o"/>
+      <w:lvlJc w:val="left"/>
+      <w:pPr>
+        <w:ind w:left="3600" w:hanging="360"/>
+      </w:pPr>
+      <w:rPr>
+        <w:rFonts w:ascii="Courier New" w:hAnsi="Courier New" w:cs="Courier New" w:hint="default"/>
+      </w:rPr>
+    </w:lvl>
+    <w:lvl w:ilvl="5" w:tplc="08090005" w:tentative="1">
+      <w:start w:val="1"/>
+      <w:numFmt w:val="bullet"/>
+      <w:lvlText w:val=""/>
+      <w:lvlJc w:val="left"/>
+      <w:pPr>
+        <w:ind w:left="4320" w:hanging="360"/>
+      </w:pPr>
+      <w:rPr>
+        <w:rFonts w:ascii="Wingdings" w:hAnsi="Wingdings" w:hint="default"/>
+      </w:rPr>
+    </w:lvl>
+    <w:lvl w:ilvl="6" w:tplc="08090001" w:tentative="1">
+      <w:start w:val="1"/>
+      <w:numFmt w:val="bullet"/>
+      <w:lvlText w:val=""/>
+      <w:lvlJc w:val="left"/>
+      <w:pPr>
+        <w:ind w:left="5040" w:hanging="360"/>
+      </w:pPr>
+      <w:rPr>
+        <w:rFonts w:ascii="Symbol" w:hAnsi="Symbol" w:hint="default"/>
+      </w:rPr>
+    </w:lvl>
+    <w:lvl w:ilvl="7" w:tplc="08090003" w:tentative="1">
+      <w:start w:val="1"/>
+      <w:numFmt w:val="bullet"/>
+      <w:lvlText w:val="o"/>
+      <w:lvlJc w:val="left"/>
+      <w:pPr>
+        <w:ind w:left="5760" w:hanging="360"/>
+      </w:pPr>
+      <w:rPr>
+        <w:rFonts w:ascii="Courier New" w:hAnsi="Courier New" w:cs="Courier New" w:hint="default"/>
+      </w:rPr>
+    </w:lvl>
+    <w:lvl w:ilvl="8" w:tplc="08090005" w:tentative="1">
+      <w:start w:val="1"/>
+      <w:numFmt w:val="bullet"/>
+      <w:lvlText w:val=""/>
+      <w:lvlJc w:val="left"/>
+      <w:pPr>
+        <w:ind w:left="6480" w:hanging="360"/>
+      </w:pPr>
+      <w:rPr>
+        <w:rFonts w:ascii="Wingdings" w:hAnsi="Wingdings" w:hint="default"/>
+      </w:rPr>
+    </w:lvl>
+  </w:abstractNum>
   <w:num w:numId="1" w16cid:durableId="24985334">
-    <w:abstractNumId w:val="0"/>
+    <w:abstractNumId w:val="1"/>
   </w:num>
   <w:num w:numId="2" w16cid:durableId="1230263787">
-    <w:abstractNumId w:val="1"/>
+    <w:abstractNumId w:val="3"/>
+  </w:num>
+  <w:num w:numId="3" w16cid:durableId="82530347">
+    <w:abstractNumId w:val="4"/>
+  </w:num>
+  <w:num w:numId="4" w16cid:durableId="2016414341">
+    <w:abstractNumId w:val="2"/>
+  </w:num>
+  <w:num w:numId="5" w16cid:durableId="309870290">
+    <w:abstractNumId w:val="0"/>
   </w:num>
 </w:numbering>
 </file>

--- a/write_up/drafts/6_references/reference_list.docx
+++ b/write_up/drafts/6_references/reference_list.docx
@@ -1067,6 +1067,65 @@
     <w:p>
       <w:pPr>
         <w:pStyle w:val="NormalWeb"/>
+        <w:numPr>
+          <w:ilvl w:val="0"/>
+          <w:numId w:val="1"/>
+        </w:numPr>
+        <w:rPr>
+          <w:rFonts w:ascii="Aptos" w:hAnsi="Aptos"/>
+        </w:rPr>
+      </w:pPr>
+      <w:r>
+        <w:rPr>
+          <w:rFonts w:ascii="Aptos" w:hAnsi="Aptos"/>
+        </w:rPr>
+        <w:t xml:space="preserve">The universe should be all genes that were tested for differential expression, i.e. all genes remaining after </w:t>
+      </w:r>
+      <w:proofErr w:type="spellStart"/>
+      <w:r>
+        <w:rPr>
+          <w:rFonts w:ascii="Aptos" w:hAnsi="Aptos"/>
+        </w:rPr>
+        <w:t>filterByExpr</w:t>
+      </w:r>
+      <w:proofErr w:type="spellEnd"/>
+      <w:r>
+        <w:rPr>
+          <w:rFonts w:ascii="Aptos" w:hAnsi="Aptos"/>
+        </w:rPr>
+        <w:t>, not just the significant ones.</w:t>
+      </w:r>
+      <w:r>
+        <w:rPr>
+          <w:rFonts w:ascii="Aptos" w:hAnsi="Aptos"/>
+        </w:rPr>
+        <w:t xml:space="preserve"> </w:t>
+      </w:r>
+      <w:hyperlink r:id="rId25" w:history="1">
+        <w:r>
+          <w:rPr>
+            <w:rStyle w:val="Hyperlink"/>
+            <w:rFonts w:ascii="Aptos" w:hAnsi="Aptos"/>
+          </w:rPr>
+          <w:t>https://ufhcc-bcbsr.github.io/res-bioinfo-rnaseq-workshop/04_differential-expression/pathway-analysis/</w:t>
+        </w:r>
+      </w:hyperlink>
+    </w:p>
+    <w:p>
+      <w:pPr>
+        <w:pStyle w:val="NormalWeb"/>
+        <w:numPr>
+          <w:ilvl w:val="0"/>
+          <w:numId w:val="1"/>
+        </w:numPr>
+        <w:rPr>
+          <w:rFonts w:ascii="Aptos" w:hAnsi="Aptos"/>
+        </w:rPr>
+      </w:pPr>
+    </w:p>
+    <w:p>
+      <w:pPr>
+        <w:pStyle w:val="NormalWeb"/>
         <w:rPr>
           <w:rFonts w:ascii="Aptos" w:hAnsi="Aptos"/>
         </w:rPr>
@@ -1099,9 +1158,10 @@
         </w:numPr>
       </w:pPr>
       <w:r>
+        <w:lastRenderedPageBreak/>
         <w:t xml:space="preserve">The paper in project brief </w:t>
       </w:r>
-      <w:hyperlink r:id="rId25" w:history="1">
+      <w:hyperlink r:id="rId26" w:history="1">
         <w:r>
           <w:rPr>
             <w:rStyle w:val="Hyperlink"/>
@@ -1131,7 +1191,6 @@
         </w:numPr>
       </w:pPr>
       <w:r>
-        <w:lastRenderedPageBreak/>
         <w:t>“</w:t>
       </w:r>
       <w:r>
@@ -1160,7 +1219,7 @@
       <w:r>
         <w:t xml:space="preserve">This paper in project brief </w:t>
       </w:r>
-      <w:hyperlink r:id="rId26" w:history="1">
+      <w:hyperlink r:id="rId27" w:history="1">
         <w:r>
           <w:rPr>
             <w:rStyle w:val="Hyperlink"/>
@@ -1216,7 +1275,7 @@
         </w:rPr>
         <w:t xml:space="preserve"> </w:t>
       </w:r>
-      <w:hyperlink r:id="rId27" w:history="1">
+      <w:hyperlink r:id="rId28" w:history="1">
         <w:r>
           <w:rPr>
             <w:rStyle w:val="Hyperlink"/>
@@ -1269,27 +1328,13 @@
         </w:rPr>
         <w:t xml:space="preserve"> </w:t>
       </w:r>
-      <w:hyperlink r:id="rId28" w:history="1">
+      <w:hyperlink r:id="rId29" w:history="1">
         <w:r>
           <w:rPr>
             <w:rStyle w:val="Hyperlink"/>
             <w:rFonts w:ascii="Aptos" w:hAnsi="Aptos"/>
           </w:rPr>
-          <w:t>https://p</w:t>
-        </w:r>
-        <w:r>
-          <w:rPr>
-            <w:rStyle w:val="Hyperlink"/>
-            <w:rFonts w:ascii="Aptos" w:hAnsi="Aptos"/>
-          </w:rPr>
-          <w:t>m</w:t>
-        </w:r>
-        <w:r>
-          <w:rPr>
-            <w:rStyle w:val="Hyperlink"/>
-            <w:rFonts w:ascii="Aptos" w:hAnsi="Aptos"/>
-          </w:rPr>
-          <w:t>c.ncbi.nlm.nih.gov/articles/PMC7118214/</w:t>
+          <w:t>https://pmc.ncbi.nlm.nih.gov/articles/PMC7118214/</w:t>
         </w:r>
       </w:hyperlink>
     </w:p>

--- a/write_up/drafts/6_references/reference_list.docx
+++ b/write_up/drafts/6_references/reference_list.docx
@@ -1,6 +1,6 @@
 
 <file path=word/document.xml><?xml version="1.0" encoding="utf-8"?>
-<w:document xmlns:wpc="http://schemas.microsoft.com/office/word/2010/wordprocessingCanvas" xmlns:cx="http://schemas.microsoft.com/office/drawing/2014/chartex" xmlns:cx1="http://schemas.microsoft.com/office/drawing/2015/9/8/chartex" xmlns:cx2="http://schemas.microsoft.com/office/drawing/2015/10/21/chartex" xmlns:cx3="http://schemas.microsoft.com/office/drawing/2016/5/9/chartex" xmlns:cx4="http://schemas.microsoft.com/office/drawing/2016/5/10/chartex" xmlns:cx5="http://schemas.microsoft.com/office/drawing/2016/5/11/chartex" xmlns:cx6="http://schemas.microsoft.com/office/drawing/2016/5/12/chartex" xmlns:cx7="http://schemas.microsoft.com/office/drawing/2016/5/13/chartex" xmlns:cx8="http://schemas.microsoft.com/office/drawing/2016/5/14/chartex" xmlns:mc="http://schemas.openxmlformats.org/markup-compatibility/2006" xmlns:m="http://schemas.openxmlformats.org/officeDocument/2006/math" xmlns:aink="http://schemas.microsoft.com/office/drawing/2016/ink" xmlns:am3d="http://schemas.microsoft.com/office/drawing/2017/model3d" xmlns:oel="http://schemas.microsoft.com/office/2019/extlst" xmlns:r="http://schemas.openxmlformats.org/officeDocument/2006/relationships" xmlns:wp14="http://schemas.microsoft.com/office/word/2010/wordprocessingDrawing" xmlns:wp="http://schemas.openxmlformats.org/drawingml/2006/wordprocessingDrawing" xmlns:wpg="http://schemas.microsoft.com/office/word/2010/wordprocessingGroup" xmlns:wpi="http://schemas.microsoft.com/office/word/2010/wordprocessingInk" xmlns:wps="http://schemas.microsoft.com/office/word/2010/wordprocessingShape" xmlns:o="urn:schemas-microsoft-com:office:office" xmlns:v="urn:schemas-microsoft-com:vml" xmlns:w10="urn:schemas-microsoft-com:office:word" xmlns:w="http://schemas.openxmlformats.org/wordprocessingml/2006/main" xmlns:w14="http://schemas.microsoft.com/office/word/2010/wordml" xmlns:w15="http://schemas.microsoft.com/office/word/2012/wordml" xmlns:w16cex="http://schemas.microsoft.com/office/word/2018/wordml/cex" xmlns:w16cid="http://schemas.microsoft.com/office/word/2016/wordml/cid" xmlns:w16="http://schemas.microsoft.com/office/word/2018/wordml" xmlns:w16sdtdh="http://schemas.microsoft.com/office/word/2020/wordml/sdtdatahash" xmlns:w16sdtfl="http://schemas.microsoft.com/office/word/2024/wordml/sdtformatlock" xmlns:w16se="http://schemas.microsoft.com/office/word/2015/wordml/symex" xmlns:w16du="http://schemas.microsoft.com/office/word/2023/wordml/word16du" xmlns:wne="http://schemas.microsoft.com/office/word/2006/wordml" mc:Ignorable="w14 w15 w16se w16cid w16 w16cex w16sdtdh w16sdtfl w16du wp14">
+<w:document xmlns:wpc="http://schemas.microsoft.com/office/word/2010/wordprocessingCanvas" xmlns:cx="http://schemas.microsoft.com/office/drawing/2014/chartex" xmlns:cx1="http://schemas.microsoft.com/office/drawing/2015/9/8/chartex" xmlns:cx2="http://schemas.microsoft.com/office/drawing/2015/10/21/chartex" xmlns:cx3="http://schemas.microsoft.com/office/drawing/2016/5/9/chartex" xmlns:cx4="http://schemas.microsoft.com/office/drawing/2016/5/10/chartex" xmlns:cx5="http://schemas.microsoft.com/office/drawing/2016/5/11/chartex" xmlns:cx6="http://schemas.microsoft.com/office/drawing/2016/5/12/chartex" xmlns:cx7="http://schemas.microsoft.com/office/drawing/2016/5/13/chartex" xmlns:cx8="http://schemas.microsoft.com/office/drawing/2016/5/14/chartex" xmlns:mc="http://schemas.openxmlformats.org/markup-compatibility/2006" xmlns:m="http://schemas.openxmlformats.org/officeDocument/2006/math" xmlns:aink="http://schemas.microsoft.com/office/drawing/2016/ink" xmlns:am3d="http://schemas.microsoft.com/office/drawing/2017/model3d" xmlns:oel="http://schemas.microsoft.com/office/2019/extlst" xmlns:r="http://schemas.openxmlformats.org/officeDocument/2006/relationships" xmlns:wp14="http://schemas.microsoft.com/office/word/2010/wordprocessingDrawing" xmlns:wp="http://schemas.openxmlformats.org/drawingml/2006/wordprocessingDrawing" xmlns:wpg="http://schemas.microsoft.com/office/word/2010/wordprocessingGroup" xmlns:wpi="http://schemas.microsoft.com/office/word/2010/wordprocessingInk" xmlns:wps="http://schemas.microsoft.com/office/word/2010/wordprocessingShape" xmlns:o="urn:schemas-microsoft-com:office:office" xmlns:v="urn:schemas-microsoft-com:vml" xmlns:w10="urn:schemas-microsoft-com:office:word" xmlns:w="http://schemas.openxmlformats.org/wordprocessingml/2006/main" xmlns:w14="http://schemas.microsoft.com/office/word/2010/wordml" xmlns:w15="http://schemas.microsoft.com/office/word/2012/wordml" xmlns:w16cei="http://schemas.microsoft.com/office/word/2026/wordml/cei" xmlns:w16cex="http://schemas.microsoft.com/office/word/2018/wordml/cex" xmlns:w16cid="http://schemas.microsoft.com/office/word/2016/wordml/cid" xmlns:w16="http://schemas.microsoft.com/office/word/2018/wordml" xmlns:w16sdtdh="http://schemas.microsoft.com/office/word/2020/wordml/sdtdatahash" xmlns:w16sdtfl="http://schemas.microsoft.com/office/word/2024/wordml/sdtformatlock" xmlns:w16se="http://schemas.microsoft.com/office/word/2015/wordml/symex" xmlns:w16du="http://schemas.microsoft.com/office/word/2023/wordml/word16du" xmlns:wne="http://schemas.microsoft.com/office/word/2006/wordml" mc:Ignorable="w14 w15 w16se w16cid w16 w16cex w16sdtdh w16sdtfl w16du wp14">
   <w:body>
     <w:p>
       <w:pPr>
@@ -73,6 +73,21 @@
     </w:p>
     <w:p>
       <w:pPr>
+        <w:pStyle w:val="ListParagraph"/>
+        <w:numPr>
+          <w:ilvl w:val="0"/>
+          <w:numId w:val="1"/>
+        </w:numPr>
+        <w:rPr>
+          <w:rFonts w:ascii="Aptos" w:hAnsi="Aptos"/>
+        </w:rPr>
+      </w:pPr>
+      <w:r>
+        <w:t>Need to add references from calu-3 biological function results paragraph – references are stored in an endnote project saved in the supp table folder in write-up</w:t>
+      </w:r>
+    </w:p>
+    <w:p>
+      <w:pPr>
         <w:rPr>
           <w:rFonts w:ascii="Aptos" w:hAnsi="Aptos"/>
         </w:rPr>
@@ -407,6 +422,7 @@
           <w:b w:val="0"/>
           <w:bCs w:val="0"/>
         </w:rPr>
+        <w:lastRenderedPageBreak/>
         <w:t>Bias in microRNA Functional Enrichment Analysis</w:t>
       </w:r>
       <w:r>
@@ -450,7 +466,6 @@
           <w:b w:val="0"/>
           <w:bCs w:val="0"/>
         </w:rPr>
-        <w:lastRenderedPageBreak/>
         <w:t>miEAA</w:t>
       </w:r>
       <w:proofErr w:type="spellEnd"/>
@@ -1146,6 +1161,7 @@
           <w:b/>
           <w:bCs/>
         </w:rPr>
+        <w:lastRenderedPageBreak/>
         <w:t>miRNA targets</w:t>
       </w:r>
     </w:p>
@@ -1158,7 +1174,6 @@
         </w:numPr>
       </w:pPr>
       <w:r>
-        <w:lastRenderedPageBreak/>
         <w:t xml:space="preserve">The paper in project brief </w:t>
       </w:r>
       <w:hyperlink r:id="rId26" w:history="1">
@@ -1394,7 +1409,7 @@
 </file>
 
 <file path=word/numbering.xml><?xml version="1.0" encoding="utf-8"?>
-<w:numbering xmlns:wpc="http://schemas.microsoft.com/office/word/2010/wordprocessingCanvas" xmlns:cx="http://schemas.microsoft.com/office/drawing/2014/chartex" xmlns:cx1="http://schemas.microsoft.com/office/drawing/2015/9/8/chartex" xmlns:cx2="http://schemas.microsoft.com/office/drawing/2015/10/21/chartex" xmlns:cx3="http://schemas.microsoft.com/office/drawing/2016/5/9/chartex" xmlns:cx4="http://schemas.microsoft.com/office/drawing/2016/5/10/chartex" xmlns:cx5="http://schemas.microsoft.com/office/drawing/2016/5/11/chartex" xmlns:cx6="http://schemas.microsoft.com/office/drawing/2016/5/12/chartex" xmlns:cx7="http://schemas.microsoft.com/office/drawing/2016/5/13/chartex" xmlns:cx8="http://schemas.microsoft.com/office/drawing/2016/5/14/chartex" xmlns:mc="http://schemas.openxmlformats.org/markup-compatibility/2006" xmlns:m="http://schemas.openxmlformats.org/officeDocument/2006/math" xmlns:aink="http://schemas.microsoft.com/office/drawing/2016/ink" xmlns:am3d="http://schemas.microsoft.com/office/drawing/2017/model3d" xmlns:oel="http://schemas.microsoft.com/office/2019/extlst" xmlns:r="http://schemas.openxmlformats.org/officeDocument/2006/relationships" xmlns:wp14="http://schemas.microsoft.com/office/word/2010/wordprocessingDrawing" xmlns:wp="http://schemas.openxmlformats.org/drawingml/2006/wordprocessingDrawing" xmlns:wpg="http://schemas.microsoft.com/office/word/2010/wordprocessingGroup" xmlns:wpi="http://schemas.microsoft.com/office/word/2010/wordprocessingInk" xmlns:wps="http://schemas.microsoft.com/office/word/2010/wordprocessingShape" xmlns:o="urn:schemas-microsoft-com:office:office" xmlns:v="urn:schemas-microsoft-com:vml" xmlns:w10="urn:schemas-microsoft-com:office:word" xmlns:w="http://schemas.openxmlformats.org/wordprocessingml/2006/main" xmlns:w14="http://schemas.microsoft.com/office/word/2010/wordml" xmlns:w15="http://schemas.microsoft.com/office/word/2012/wordml" xmlns:w16cex="http://schemas.microsoft.com/office/word/2018/wordml/cex" xmlns:w16cid="http://schemas.microsoft.com/office/word/2016/wordml/cid" xmlns:w16="http://schemas.microsoft.com/office/word/2018/wordml" xmlns:w16sdtdh="http://schemas.microsoft.com/office/word/2020/wordml/sdtdatahash" xmlns:w16sdtfl="http://schemas.microsoft.com/office/word/2024/wordml/sdtformatlock" xmlns:w16se="http://schemas.microsoft.com/office/word/2015/wordml/symex" xmlns:w16du="http://schemas.microsoft.com/office/word/2023/wordml/word16du" xmlns:wne="http://schemas.microsoft.com/office/word/2006/wordml" mc:Ignorable="w14 w15 w16se w16cid w16 w16cex w16sdtdh w16sdtfl w16du wp14">
+<w:numbering xmlns:wpc="http://schemas.microsoft.com/office/word/2010/wordprocessingCanvas" xmlns:cx="http://schemas.microsoft.com/office/drawing/2014/chartex" xmlns:cx1="http://schemas.microsoft.com/office/drawing/2015/9/8/chartex" xmlns:cx2="http://schemas.microsoft.com/office/drawing/2015/10/21/chartex" xmlns:cx3="http://schemas.microsoft.com/office/drawing/2016/5/9/chartex" xmlns:cx4="http://schemas.microsoft.com/office/drawing/2016/5/10/chartex" xmlns:cx5="http://schemas.microsoft.com/office/drawing/2016/5/11/chartex" xmlns:cx6="http://schemas.microsoft.com/office/drawing/2016/5/12/chartex" xmlns:cx7="http://schemas.microsoft.com/office/drawing/2016/5/13/chartex" xmlns:cx8="http://schemas.microsoft.com/office/drawing/2016/5/14/chartex" xmlns:mc="http://schemas.openxmlformats.org/markup-compatibility/2006" xmlns:m="http://schemas.openxmlformats.org/officeDocument/2006/math" xmlns:aink="http://schemas.microsoft.com/office/drawing/2016/ink" xmlns:am3d="http://schemas.microsoft.com/office/drawing/2017/model3d" xmlns:oel="http://schemas.microsoft.com/office/2019/extlst" xmlns:r="http://schemas.openxmlformats.org/officeDocument/2006/relationships" xmlns:wp14="http://schemas.microsoft.com/office/word/2010/wordprocessingDrawing" xmlns:wp="http://schemas.openxmlformats.org/drawingml/2006/wordprocessingDrawing" xmlns:wpg="http://schemas.microsoft.com/office/word/2010/wordprocessingGroup" xmlns:wpi="http://schemas.microsoft.com/office/word/2010/wordprocessingInk" xmlns:wps="http://schemas.microsoft.com/office/word/2010/wordprocessingShape" xmlns:o="urn:schemas-microsoft-com:office:office" xmlns:v="urn:schemas-microsoft-com:vml" xmlns:w10="urn:schemas-microsoft-com:office:word" xmlns:w="http://schemas.openxmlformats.org/wordprocessingml/2006/main" xmlns:w14="http://schemas.microsoft.com/office/word/2010/wordml" xmlns:w15="http://schemas.microsoft.com/office/word/2012/wordml" xmlns:w16cei="http://schemas.microsoft.com/office/word/2026/wordml/cei" xmlns:w16cex="http://schemas.microsoft.com/office/word/2018/wordml/cex" xmlns:w16cid="http://schemas.microsoft.com/office/word/2016/wordml/cid" xmlns:w16="http://schemas.microsoft.com/office/word/2018/wordml" xmlns:w16sdtdh="http://schemas.microsoft.com/office/word/2020/wordml/sdtdatahash" xmlns:w16sdtfl="http://schemas.microsoft.com/office/word/2024/wordml/sdtformatlock" xmlns:w16se="http://schemas.microsoft.com/office/word/2015/wordml/symex" xmlns:w16du="http://schemas.microsoft.com/office/word/2023/wordml/word16du" xmlns:wne="http://schemas.microsoft.com/office/word/2006/wordml" mc:Ignorable="w14 w15 w16se w16cid w16 w16cex w16sdtdh w16sdtfl w16du wp14">
   <w:abstractNum w:abstractNumId="0" w15:restartNumberingAfterBreak="0">
     <w:nsid w:val="0350554E"/>
     <w:multiLevelType w:val="hybridMultilevel"/>

--- a/write_up/drafts/6_references/reference_list.docx
+++ b/write_up/drafts/6_references/reference_list.docx
@@ -88,6 +88,47 @@
     </w:p>
     <w:p>
       <w:pPr>
+        <w:pStyle w:val="ListParagraph"/>
+        <w:numPr>
+          <w:ilvl w:val="0"/>
+          <w:numId w:val="1"/>
+        </w:numPr>
+        <w:rPr>
+          <w:rFonts w:ascii="Aptos" w:hAnsi="Aptos"/>
+        </w:rPr>
+      </w:pPr>
+      <w:r>
+        <w:t xml:space="preserve">William Browne’s systematic review </w:t>
+      </w:r>
+      <w:r>
+        <w:sym w:font="Wingdings" w:char="F0E0"/>
+      </w:r>
+      <w:r>
+        <w:t xml:space="preserve"> </w:t>
+      </w:r>
+      <w:hyperlink r:id="rId7" w:history="1">
+        <w:r>
+          <w:rPr>
+            <w:rStyle w:val="Hyperlink"/>
+          </w:rPr>
+          <w:t>https://www.mdpi.com/1422-0067/26/12/5791</w:t>
+        </w:r>
+      </w:hyperlink>
+    </w:p>
+    <w:p>
+      <w:pPr>
+        <w:pStyle w:val="ListParagraph"/>
+        <w:numPr>
+          <w:ilvl w:val="0"/>
+          <w:numId w:val="1"/>
+        </w:numPr>
+        <w:rPr>
+          <w:rFonts w:ascii="Aptos" w:hAnsi="Aptos"/>
+        </w:rPr>
+      </w:pPr>
+    </w:p>
+    <w:p>
+      <w:pPr>
         <w:rPr>
           <w:rFonts w:ascii="Aptos" w:hAnsi="Aptos"/>
         </w:rPr>
@@ -137,7 +178,7 @@
         </w:rPr>
         <w:t xml:space="preserve"> </w:t>
       </w:r>
-      <w:hyperlink r:id="rId7" w:history="1">
+      <w:hyperlink r:id="rId8" w:history="1">
         <w:r>
           <w:rPr>
             <w:rStyle w:val="Hyperlink"/>
@@ -206,7 +247,7 @@
         </w:rPr>
         <w:t xml:space="preserve"> </w:t>
       </w:r>
-      <w:hyperlink r:id="rId8" w:history="1">
+      <w:hyperlink r:id="rId9" w:history="1">
         <w:r>
           <w:rPr>
             <w:rStyle w:val="Hyperlink"/>
@@ -272,7 +313,7 @@
         </w:rPr>
         <w:t xml:space="preserve"> </w:t>
       </w:r>
-      <w:hyperlink r:id="rId9" w:history="1">
+      <w:hyperlink r:id="rId10" w:history="1">
         <w:r>
           <w:rPr>
             <w:rStyle w:val="Hyperlink"/>
@@ -316,7 +357,7 @@
       <w:r>
         <w:t xml:space="preserve"> </w:t>
       </w:r>
-      <w:hyperlink r:id="rId10" w:history="1">
+      <w:hyperlink r:id="rId11" w:history="1">
         <w:r>
           <w:rPr>
             <w:rStyle w:val="Hyperlink"/>
@@ -380,6 +421,7 @@
           <w:b w:val="0"/>
           <w:bCs w:val="0"/>
         </w:rPr>
+        <w:lastRenderedPageBreak/>
         <w:t>Computational Methods and Software Tools for Functional Analysis of miRNA Data</w:t>
       </w:r>
       <w:r>
@@ -394,7 +436,7 @@
         </w:rPr>
         <w:br/>
       </w:r>
-      <w:hyperlink r:id="rId11" w:history="1">
+      <w:hyperlink r:id="rId12" w:history="1">
         <w:r>
           <w:rPr>
             <w:rStyle w:val="Hyperlink"/>
@@ -422,7 +464,6 @@
           <w:b w:val="0"/>
           <w:bCs w:val="0"/>
         </w:rPr>
-        <w:lastRenderedPageBreak/>
         <w:t>Bias in microRNA Functional Enrichment Analysis</w:t>
       </w:r>
       <w:r>
@@ -437,7 +478,7 @@
         </w:rPr>
         <w:br/>
       </w:r>
-      <w:hyperlink r:id="rId12" w:history="1">
+      <w:hyperlink r:id="rId13" w:history="1">
         <w:r>
           <w:rPr>
             <w:rStyle w:val="Hyperlink"/>
@@ -490,7 +531,7 @@
         </w:rPr>
         <w:br/>
       </w:r>
-      <w:hyperlink r:id="rId13" w:history="1">
+      <w:hyperlink r:id="rId14" w:history="1">
         <w:r>
           <w:rPr>
             <w:rStyle w:val="Hyperlink"/>
@@ -532,7 +573,7 @@
         </w:rPr>
         <w:br/>
       </w:r>
-      <w:hyperlink r:id="rId14" w:history="1">
+      <w:hyperlink r:id="rId15" w:history="1">
         <w:r>
           <w:rPr>
             <w:rStyle w:val="Hyperlink"/>
@@ -571,7 +612,7 @@
         </w:rPr>
         <w:t xml:space="preserve"> </w:t>
       </w:r>
-      <w:hyperlink r:id="rId15" w:history="1">
+      <w:hyperlink r:id="rId16" w:history="1">
         <w:r>
           <w:rPr>
             <w:rStyle w:val="Hyperlink"/>
@@ -616,7 +657,7 @@
         </w:rPr>
         <w:t xml:space="preserve"> </w:t>
       </w:r>
-      <w:hyperlink r:id="rId16" w:history="1">
+      <w:hyperlink r:id="rId17" w:history="1">
         <w:r>
           <w:rPr>
             <w:rStyle w:val="Hyperlink"/>
@@ -689,7 +730,7 @@
         </w:rPr>
         <w:t xml:space="preserve"> </w:t>
       </w:r>
-      <w:hyperlink r:id="rId17" w:anchor="Sec39" w:history="1">
+      <w:hyperlink r:id="rId18" w:anchor="Sec39" w:history="1">
         <w:r>
           <w:rPr>
             <w:rStyle w:val="Hyperlink"/>
@@ -742,7 +783,7 @@
         </w:rPr>
         <w:t xml:space="preserve"> </w:t>
       </w:r>
-      <w:hyperlink r:id="rId18" w:history="1">
+      <w:hyperlink r:id="rId19" w:history="1">
         <w:r>
           <w:rPr>
             <w:rStyle w:val="Hyperlink"/>
@@ -793,7 +834,7 @@
         </w:rPr>
         <w:t xml:space="preserve"> </w:t>
       </w:r>
-      <w:hyperlink r:id="rId19" w:history="1">
+      <w:hyperlink r:id="rId20" w:history="1">
         <w:r>
           <w:rPr>
             <w:rStyle w:val="Hyperlink"/>
@@ -878,7 +919,7 @@
         </w:rPr>
         <w:t xml:space="preserve"> </w:t>
       </w:r>
-      <w:hyperlink r:id="rId20" w:anchor="S16" w:history="1">
+      <w:hyperlink r:id="rId21" w:anchor="S16" w:history="1">
         <w:r>
           <w:rPr>
             <w:rStyle w:val="Hyperlink"/>
@@ -917,7 +958,7 @@
         </w:rPr>
         <w:t xml:space="preserve"> </w:t>
       </w:r>
-      <w:hyperlink r:id="rId21" w:anchor="s4" w:history="1">
+      <w:hyperlink r:id="rId22" w:anchor="s4" w:history="1">
         <w:r>
           <w:rPr>
             <w:rStyle w:val="Hyperlink"/>
@@ -956,7 +997,7 @@
         </w:rPr>
         <w:t xml:space="preserve"> </w:t>
       </w:r>
-      <w:hyperlink r:id="rId22" w:history="1">
+      <w:hyperlink r:id="rId23" w:history="1">
         <w:r>
           <w:rPr>
             <w:rStyle w:val="Hyperlink"/>
@@ -1000,7 +1041,7 @@
         </w:rPr>
         <w:t xml:space="preserve"> </w:t>
       </w:r>
-      <w:hyperlink r:id="rId23" w:history="1">
+      <w:hyperlink r:id="rId24" w:history="1">
         <w:r>
           <w:rPr>
             <w:rStyle w:val="Hyperlink"/>
@@ -1069,7 +1110,7 @@
         </w:rPr>
         <w:t xml:space="preserve"> </w:t>
       </w:r>
-      <w:hyperlink r:id="rId24" w:history="1">
+      <w:hyperlink r:id="rId25" w:history="1">
         <w:r>
           <w:rPr>
             <w:rStyle w:val="Hyperlink"/>
@@ -1116,7 +1157,7 @@
         </w:rPr>
         <w:t xml:space="preserve"> </w:t>
       </w:r>
-      <w:hyperlink r:id="rId25" w:history="1">
+      <w:hyperlink r:id="rId26" w:history="1">
         <w:r>
           <w:rPr>
             <w:rStyle w:val="Hyperlink"/>
@@ -1161,7 +1202,6 @@
           <w:b/>
           <w:bCs/>
         </w:rPr>
-        <w:lastRenderedPageBreak/>
         <w:t>miRNA targets</w:t>
       </w:r>
     </w:p>
@@ -1176,7 +1216,7 @@
       <w:r>
         <w:t xml:space="preserve">The paper in project brief </w:t>
       </w:r>
-      <w:hyperlink r:id="rId26" w:history="1">
+      <w:hyperlink r:id="rId27" w:history="1">
         <w:r>
           <w:rPr>
             <w:rStyle w:val="Hyperlink"/>
@@ -1234,7 +1274,7 @@
       <w:r>
         <w:t xml:space="preserve">This paper in project brief </w:t>
       </w:r>
-      <w:hyperlink r:id="rId27" w:history="1">
+      <w:hyperlink r:id="rId28" w:history="1">
         <w:r>
           <w:rPr>
             <w:rStyle w:val="Hyperlink"/>
@@ -1290,7 +1330,7 @@
         </w:rPr>
         <w:t xml:space="preserve"> </w:t>
       </w:r>
-      <w:hyperlink r:id="rId28" w:history="1">
+      <w:hyperlink r:id="rId29" w:history="1">
         <w:r>
           <w:rPr>
             <w:rStyle w:val="Hyperlink"/>
@@ -1343,7 +1383,7 @@
         </w:rPr>
         <w:t xml:space="preserve"> </w:t>
       </w:r>
-      <w:hyperlink r:id="rId29" w:history="1">
+      <w:hyperlink r:id="rId30" w:history="1">
         <w:r>
           <w:rPr>
             <w:rStyle w:val="Hyperlink"/>
